--- a/Petrova_OOP (1).docx
+++ b/Petrova_OOP (1).docx
@@ -13513,6 +13513,7 @@
               <w:t xml:space="preserve">Вывод </w:t>
             </w:r>
             <w:proofErr w:type="spellStart"/>
+            <w:proofErr w:type="gramStart"/>
             <w:r>
               <w:rPr>
                 <w:rFonts w:eastAsia="Calibri" w:cs="Times New Roman"/>
@@ -13522,6 +13523,7 @@
               <w:t>библ.карточки</w:t>
             </w:r>
             <w:proofErr w:type="spellEnd"/>
+            <w:proofErr w:type="gramEnd"/>
             <w:r>
               <w:rPr>
                 <w:rFonts w:eastAsia="Calibri" w:cs="Times New Roman"/>
@@ -13899,7 +13901,29 @@
           <w:b/>
           <w:bCs/>
         </w:rPr>
-        <w:t>1.5.1 Тестовый случай добавления элемента</w:t>
+        <w:t xml:space="preserve">1.5.1 </w:t>
+      </w:r>
+      <w:commentRangeStart w:id="22"/>
+      <w:r>
+        <w:rPr>
+          <w:b/>
+          <w:bCs/>
+        </w:rPr>
+        <w:t xml:space="preserve">Тестовый случай добавления </w:t>
+      </w:r>
+      <w:commentRangeEnd w:id="22"/>
+      <w:r>
+        <w:rPr>
+          <w:rStyle w:val="af4"/>
+        </w:rPr>
+        <w:commentReference w:id="22"/>
+      </w:r>
+      <w:r>
+        <w:rPr>
+          <w:b/>
+          <w:bCs/>
+        </w:rPr>
+        <w:t>элемента</w:t>
       </w:r>
     </w:p>
     <w:p>
@@ -13931,237 +13955,6 @@
             <wp:extent cx="3621902" cy="4733071"/>
             <wp:effectExtent l="0" t="0" r="0" b="0"/>
             <wp:docPr id="4" name="Рисунок 4"/>
-            <wp:cNvGraphicFramePr>
-              <a:graphicFrameLocks xmlns:a="http://schemas.openxmlformats.org/drawingml/2006/main" noChangeAspect="1"/>
-            </wp:cNvGraphicFramePr>
-            <a:graphic xmlns:a="http://schemas.openxmlformats.org/drawingml/2006/main">
-              <a:graphicData uri="http://schemas.openxmlformats.org/drawingml/2006/picture">
-                <pic:pic xmlns:pic="http://schemas.openxmlformats.org/drawingml/2006/picture">
-                  <pic:nvPicPr>
-                    <pic:cNvPr id="1" name=""/>
-                    <pic:cNvPicPr/>
-                  </pic:nvPicPr>
-                  <pic:blipFill>
-                    <a:blip r:embed="rId13"/>
-                    <a:stretch>
-                      <a:fillRect/>
-                    </a:stretch>
-                  </pic:blipFill>
-                  <pic:spPr>
-                    <a:xfrm>
-                      <a:off x="0" y="0"/>
-                      <a:ext cx="3624655" cy="4736669"/>
-                    </a:xfrm>
-                    <a:prstGeom prst="rect">
-                      <a:avLst/>
-                    </a:prstGeom>
-                  </pic:spPr>
-                </pic:pic>
-              </a:graphicData>
-            </a:graphic>
-          </wp:inline>
-        </w:drawing>
-      </w:r>
-    </w:p>
-    <w:p>
-      <w:pPr>
-        <w:ind w:firstLine="0"/>
-        <w:jc w:val="center"/>
-      </w:pPr>
-      <w:r>
-        <w:t>Рисунок 5 – Форма для добавления издания</w:t>
-      </w:r>
-    </w:p>
-    <w:p>
-      <w:pPr>
-        <w:ind w:firstLine="709"/>
-      </w:pPr>
-      <w:r>
-        <w:t>Параметры издания можно указать в выпадающем меню.</w:t>
-      </w:r>
-    </w:p>
-    <w:p>
-      <w:pPr>
-        <w:ind w:firstLine="709"/>
-      </w:pPr>
-      <w:r>
-        <w:t>После ввода данных необходимо нажать кнопку «Ок», элемент появится в таблице главной формы (рисунки 6 и 7).</w:t>
-      </w:r>
-    </w:p>
-    <w:p>
-      <w:pPr>
-        <w:ind w:firstLine="0"/>
-        <w:jc w:val="center"/>
-      </w:pPr>
-      <w:r>
-        <w:rPr>
-          <w:noProof/>
-          <w:lang w:eastAsia="ru-RU"/>
-        </w:rPr>
-        <w:lastRenderedPageBreak/>
-        <w:drawing>
-          <wp:inline distT="0" distB="0" distL="0" distR="0" wp14:anchorId="1863319A" wp14:editId="6B6B0FB2">
-            <wp:extent cx="2807927" cy="3649648"/>
-            <wp:effectExtent l="0" t="0" r="0" b="8255"/>
-            <wp:docPr id="5" name="Рисунок 5"/>
-            <wp:cNvGraphicFramePr>
-              <a:graphicFrameLocks xmlns:a="http://schemas.openxmlformats.org/drawingml/2006/main" noChangeAspect="1"/>
-            </wp:cNvGraphicFramePr>
-            <a:graphic xmlns:a="http://schemas.openxmlformats.org/drawingml/2006/main">
-              <a:graphicData uri="http://schemas.openxmlformats.org/drawingml/2006/picture">
-                <pic:pic xmlns:pic="http://schemas.openxmlformats.org/drawingml/2006/picture">
-                  <pic:nvPicPr>
-                    <pic:cNvPr id="1" name=""/>
-                    <pic:cNvPicPr/>
-                  </pic:nvPicPr>
-                  <pic:blipFill>
-                    <a:blip r:embed="rId14"/>
-                    <a:stretch>
-                      <a:fillRect/>
-                    </a:stretch>
-                  </pic:blipFill>
-                  <pic:spPr>
-                    <a:xfrm>
-                      <a:off x="0" y="0"/>
-                      <a:ext cx="2818500" cy="3663391"/>
-                    </a:xfrm>
-                    <a:prstGeom prst="rect">
-                      <a:avLst/>
-                    </a:prstGeom>
-                  </pic:spPr>
-                </pic:pic>
-              </a:graphicData>
-            </a:graphic>
-          </wp:inline>
-        </w:drawing>
-      </w:r>
-      <w:r>
-        <w:rPr>
-          <w:noProof/>
-          <w:lang w:eastAsia="ru-RU"/>
-        </w:rPr>
-        <w:t xml:space="preserve"> </w:t>
-      </w:r>
-      <w:r>
-        <w:rPr>
-          <w:noProof/>
-          <w:lang w:eastAsia="ru-RU"/>
-        </w:rPr>
-        <w:drawing>
-          <wp:inline distT="0" distB="0" distL="0" distR="0" wp14:anchorId="57D98FC9" wp14:editId="78B83967">
-            <wp:extent cx="2811490" cy="3673503"/>
-            <wp:effectExtent l="0" t="0" r="8255" b="3175"/>
-            <wp:docPr id="6" name="Рисунок 6"/>
-            <wp:cNvGraphicFramePr>
-              <a:graphicFrameLocks xmlns:a="http://schemas.openxmlformats.org/drawingml/2006/main" noChangeAspect="1"/>
-            </wp:cNvGraphicFramePr>
-            <a:graphic xmlns:a="http://schemas.openxmlformats.org/drawingml/2006/main">
-              <a:graphicData uri="http://schemas.openxmlformats.org/drawingml/2006/picture">
-                <pic:pic xmlns:pic="http://schemas.openxmlformats.org/drawingml/2006/picture">
-                  <pic:nvPicPr>
-                    <pic:cNvPr id="1" name=""/>
-                    <pic:cNvPicPr/>
-                  </pic:nvPicPr>
-                  <pic:blipFill>
-                    <a:blip r:embed="rId15"/>
-                    <a:stretch>
-                      <a:fillRect/>
-                    </a:stretch>
-                  </pic:blipFill>
-                  <pic:spPr>
-                    <a:xfrm>
-                      <a:off x="0" y="0"/>
-                      <a:ext cx="2818298" cy="3682398"/>
-                    </a:xfrm>
-                    <a:prstGeom prst="rect">
-                      <a:avLst/>
-                    </a:prstGeom>
-                  </pic:spPr>
-                </pic:pic>
-              </a:graphicData>
-            </a:graphic>
-          </wp:inline>
-        </w:drawing>
-      </w:r>
-    </w:p>
-    <w:p>
-      <w:pPr>
-        <w:ind w:firstLine="0"/>
-        <w:jc w:val="center"/>
-      </w:pPr>
-      <w:r>
-        <w:rPr>
-          <w:noProof/>
-          <w:lang w:eastAsia="ru-RU"/>
-        </w:rPr>
-        <w:t xml:space="preserve"> </w:t>
-      </w:r>
-      <w:r>
-        <w:rPr>
-          <w:noProof/>
-          <w:lang w:eastAsia="ru-RU"/>
-        </w:rPr>
-        <w:drawing>
-          <wp:inline distT="0" distB="0" distL="0" distR="0" wp14:anchorId="23C919E7" wp14:editId="2989A258">
-            <wp:extent cx="2897908" cy="3732669"/>
-            <wp:effectExtent l="0" t="0" r="0" b="1270"/>
-            <wp:docPr id="7" name="Рисунок 7"/>
-            <wp:cNvGraphicFramePr>
-              <a:graphicFrameLocks xmlns:a="http://schemas.openxmlformats.org/drawingml/2006/main" noChangeAspect="1"/>
-            </wp:cNvGraphicFramePr>
-            <a:graphic xmlns:a="http://schemas.openxmlformats.org/drawingml/2006/main">
-              <a:graphicData uri="http://schemas.openxmlformats.org/drawingml/2006/picture">
-                <pic:pic xmlns:pic="http://schemas.openxmlformats.org/drawingml/2006/picture">
-                  <pic:nvPicPr>
-                    <pic:cNvPr id="1" name=""/>
-                    <pic:cNvPicPr/>
-                  </pic:nvPicPr>
-                  <pic:blipFill>
-                    <a:blip r:embed="rId16"/>
-                    <a:stretch>
-                      <a:fillRect/>
-                    </a:stretch>
-                  </pic:blipFill>
-                  <pic:spPr>
-                    <a:xfrm>
-                      <a:off x="0" y="0"/>
-                      <a:ext cx="2905200" cy="3742062"/>
-                    </a:xfrm>
-                    <a:prstGeom prst="rect">
-                      <a:avLst/>
-                    </a:prstGeom>
-                  </pic:spPr>
-                </pic:pic>
-              </a:graphicData>
-            </a:graphic>
-          </wp:inline>
-        </w:drawing>
-      </w:r>
-    </w:p>
-    <w:p>
-      <w:pPr>
-        <w:ind w:firstLine="0"/>
-        <w:jc w:val="center"/>
-      </w:pPr>
-      <w:r>
-        <w:t>Рисунок 6 – Заполнение полей</w:t>
-      </w:r>
-    </w:p>
-    <w:p>
-      <w:pPr>
-        <w:ind w:firstLine="0"/>
-        <w:jc w:val="center"/>
-      </w:pPr>
-      <w:r>
-        <w:rPr>
-          <w:noProof/>
-        </w:rPr>
-        <w:lastRenderedPageBreak/>
-        <w:drawing>
-          <wp:inline distT="0" distB="0" distL="0" distR="0" wp14:anchorId="5A91F20F" wp14:editId="2C001E6A">
-            <wp:extent cx="4563112" cy="2829320"/>
-            <wp:effectExtent l="0" t="0" r="8890" b="9525"/>
-            <wp:docPr id="8" name="Рисунок 8"/>
             <wp:cNvGraphicFramePr>
               <a:graphicFrameLocks xmlns:a="http://schemas.openxmlformats.org/drawingml/2006/main" noChangeAspect="1"/>
             </wp:cNvGraphicFramePr>
@@ -14181,7 +13974,7 @@
                   <pic:spPr>
                     <a:xfrm>
                       <a:off x="0" y="0"/>
-                      <a:ext cx="4563112" cy="2829320"/>
+                      <a:ext cx="3624655" cy="4736669"/>
                     </a:xfrm>
                     <a:prstGeom prst="rect">
                       <a:avLst/>
@@ -14200,87 +13993,23 @@
         <w:jc w:val="center"/>
       </w:pPr>
       <w:r>
-        <w:t>Рисунок 7 – Успешное добавление нового элемента</w:t>
-      </w:r>
-    </w:p>
-    <w:p/>
+        <w:t>Рисунок 5 – Форма для добавления издания</w:t>
+      </w:r>
+    </w:p>
     <w:p>
       <w:pPr>
         <w:ind w:firstLine="709"/>
-        <w:rPr>
-          <w:rFonts w:cs="Times New Roman"/>
-          <w:szCs w:val="28"/>
-        </w:rPr>
-      </w:pPr>
-      <w:r>
-        <w:rPr>
-          <w:rFonts w:cs="Times New Roman"/>
-          <w:szCs w:val="28"/>
-        </w:rPr>
-        <w:t>В программе предусмотрена система обработки некорректного ввода данных пользователем. Напр</w:t>
-      </w:r>
-      <w:r>
-        <w:rPr>
-          <w:rFonts w:cs="Times New Roman"/>
-          <w:szCs w:val="28"/>
-        </w:rPr>
-        <w:t>имер</w:t>
-      </w:r>
-      <w:r>
-        <w:rPr>
-          <w:rFonts w:cs="Times New Roman"/>
-          <w:szCs w:val="28"/>
-        </w:rPr>
-        <w:t xml:space="preserve">, </w:t>
-      </w:r>
-      <w:r>
-        <w:rPr>
-          <w:rFonts w:cs="Times New Roman"/>
-          <w:szCs w:val="28"/>
-        </w:rPr>
-        <w:t xml:space="preserve">пользователь не сможет ввести несколько точек в числе или отрицательное число, также программа не позволит ввести любой символ кроме точки или цифры. Если пользователь оставляет поле незаполненным и нажимает «Добавить», то </w:t>
-      </w:r>
-      <w:r>
-        <w:rPr>
-          <w:rFonts w:cs="Times New Roman"/>
-          <w:szCs w:val="28"/>
-        </w:rPr>
-        <w:t>появится соответствующее сообщение об ошибке</w:t>
-      </w:r>
-      <w:r>
-        <w:rPr>
-          <w:rFonts w:cs="Times New Roman"/>
-          <w:szCs w:val="28"/>
-        </w:rPr>
-        <w:t>, рисунки</w:t>
-      </w:r>
-      <w:r>
-        <w:rPr>
-          <w:rFonts w:cs="Times New Roman"/>
-          <w:szCs w:val="28"/>
-        </w:rPr>
-        <w:t xml:space="preserve"> 8</w:t>
-      </w:r>
-      <w:r>
-        <w:rPr>
-          <w:rFonts w:cs="Times New Roman"/>
-          <w:szCs w:val="28"/>
-        </w:rPr>
-        <w:t>–</w:t>
-      </w:r>
-      <w:r>
-        <w:rPr>
-          <w:rFonts w:cs="Times New Roman"/>
-          <w:szCs w:val="28"/>
-        </w:rPr>
-        <w:t>9</w:t>
-      </w:r>
-      <w:r>
-        <w:rPr>
-          <w:rFonts w:cs="Times New Roman"/>
-          <w:szCs w:val="28"/>
-        </w:rPr>
-        <w:t>.</w:t>
+      </w:pPr>
+      <w:r>
+        <w:t>Параметры издания можно указать в выпадающем меню.</w:t>
+      </w:r>
+    </w:p>
+    <w:p>
+      <w:pPr>
+        <w:ind w:firstLine="709"/>
+      </w:pPr>
+      <w:r>
+        <w:t>После ввода данных необходимо нажать кнопку «Ок», элемент появится в таблице главной формы (рисунки 6 и 7).</w:t>
       </w:r>
     </w:p>
     <w:p>
@@ -14291,12 +14020,14 @@
       <w:r>
         <w:rPr>
           <w:noProof/>
-        </w:rPr>
+          <w:lang w:eastAsia="ru-RU"/>
+        </w:rPr>
+        <w:lastRenderedPageBreak/>
         <w:drawing>
-          <wp:inline distT="0" distB="0" distL="0" distR="0" wp14:anchorId="72C0BAD8" wp14:editId="07F14095">
-            <wp:extent cx="3072930" cy="2804822"/>
-            <wp:effectExtent l="0" t="0" r="0" b="0"/>
-            <wp:docPr id="9" name="Рисунок 9"/>
+          <wp:inline distT="0" distB="0" distL="0" distR="0" wp14:anchorId="1863319A" wp14:editId="6B6B0FB2">
+            <wp:extent cx="2807927" cy="3649648"/>
+            <wp:effectExtent l="0" t="0" r="0" b="8255"/>
+            <wp:docPr id="5" name="Рисунок 5"/>
             <wp:cNvGraphicFramePr>
               <a:graphicFrameLocks xmlns:a="http://schemas.openxmlformats.org/drawingml/2006/main" noChangeAspect="1"/>
             </wp:cNvGraphicFramePr>
@@ -14316,6 +14047,299 @@
                   <pic:spPr>
                     <a:xfrm>
                       <a:off x="0" y="0"/>
+                      <a:ext cx="2818500" cy="3663391"/>
+                    </a:xfrm>
+                    <a:prstGeom prst="rect">
+                      <a:avLst/>
+                    </a:prstGeom>
+                  </pic:spPr>
+                </pic:pic>
+              </a:graphicData>
+            </a:graphic>
+          </wp:inline>
+        </w:drawing>
+      </w:r>
+      <w:r>
+        <w:rPr>
+          <w:noProof/>
+          <w:lang w:eastAsia="ru-RU"/>
+        </w:rPr>
+        <w:t xml:space="preserve"> </w:t>
+      </w:r>
+      <w:r>
+        <w:rPr>
+          <w:noProof/>
+          <w:lang w:eastAsia="ru-RU"/>
+        </w:rPr>
+        <w:drawing>
+          <wp:inline distT="0" distB="0" distL="0" distR="0" wp14:anchorId="57D98FC9" wp14:editId="78B83967">
+            <wp:extent cx="2811490" cy="3673503"/>
+            <wp:effectExtent l="0" t="0" r="8255" b="3175"/>
+            <wp:docPr id="6" name="Рисунок 6"/>
+            <wp:cNvGraphicFramePr>
+              <a:graphicFrameLocks xmlns:a="http://schemas.openxmlformats.org/drawingml/2006/main" noChangeAspect="1"/>
+            </wp:cNvGraphicFramePr>
+            <a:graphic xmlns:a="http://schemas.openxmlformats.org/drawingml/2006/main">
+              <a:graphicData uri="http://schemas.openxmlformats.org/drawingml/2006/picture">
+                <pic:pic xmlns:pic="http://schemas.openxmlformats.org/drawingml/2006/picture">
+                  <pic:nvPicPr>
+                    <pic:cNvPr id="1" name=""/>
+                    <pic:cNvPicPr/>
+                  </pic:nvPicPr>
+                  <pic:blipFill>
+                    <a:blip r:embed="rId19"/>
+                    <a:stretch>
+                      <a:fillRect/>
+                    </a:stretch>
+                  </pic:blipFill>
+                  <pic:spPr>
+                    <a:xfrm>
+                      <a:off x="0" y="0"/>
+                      <a:ext cx="2818298" cy="3682398"/>
+                    </a:xfrm>
+                    <a:prstGeom prst="rect">
+                      <a:avLst/>
+                    </a:prstGeom>
+                  </pic:spPr>
+                </pic:pic>
+              </a:graphicData>
+            </a:graphic>
+          </wp:inline>
+        </w:drawing>
+      </w:r>
+    </w:p>
+    <w:p>
+      <w:pPr>
+        <w:ind w:firstLine="0"/>
+        <w:jc w:val="center"/>
+      </w:pPr>
+      <w:r>
+        <w:rPr>
+          <w:noProof/>
+          <w:lang w:eastAsia="ru-RU"/>
+        </w:rPr>
+        <w:t xml:space="preserve"> </w:t>
+      </w:r>
+      <w:r>
+        <w:rPr>
+          <w:noProof/>
+          <w:lang w:eastAsia="ru-RU"/>
+        </w:rPr>
+        <w:drawing>
+          <wp:inline distT="0" distB="0" distL="0" distR="0" wp14:anchorId="23C919E7" wp14:editId="2989A258">
+            <wp:extent cx="2897908" cy="3732669"/>
+            <wp:effectExtent l="0" t="0" r="0" b="1270"/>
+            <wp:docPr id="7" name="Рисунок 7"/>
+            <wp:cNvGraphicFramePr>
+              <a:graphicFrameLocks xmlns:a="http://schemas.openxmlformats.org/drawingml/2006/main" noChangeAspect="1"/>
+            </wp:cNvGraphicFramePr>
+            <a:graphic xmlns:a="http://schemas.openxmlformats.org/drawingml/2006/main">
+              <a:graphicData uri="http://schemas.openxmlformats.org/drawingml/2006/picture">
+                <pic:pic xmlns:pic="http://schemas.openxmlformats.org/drawingml/2006/picture">
+                  <pic:nvPicPr>
+                    <pic:cNvPr id="1" name=""/>
+                    <pic:cNvPicPr/>
+                  </pic:nvPicPr>
+                  <pic:blipFill>
+                    <a:blip r:embed="rId20"/>
+                    <a:stretch>
+                      <a:fillRect/>
+                    </a:stretch>
+                  </pic:blipFill>
+                  <pic:spPr>
+                    <a:xfrm>
+                      <a:off x="0" y="0"/>
+                      <a:ext cx="2905200" cy="3742062"/>
+                    </a:xfrm>
+                    <a:prstGeom prst="rect">
+                      <a:avLst/>
+                    </a:prstGeom>
+                  </pic:spPr>
+                </pic:pic>
+              </a:graphicData>
+            </a:graphic>
+          </wp:inline>
+        </w:drawing>
+      </w:r>
+    </w:p>
+    <w:p>
+      <w:pPr>
+        <w:ind w:firstLine="0"/>
+        <w:jc w:val="center"/>
+      </w:pPr>
+      <w:r>
+        <w:t>Рисунок 6 – Заполнение полей</w:t>
+      </w:r>
+    </w:p>
+    <w:p>
+      <w:pPr>
+        <w:ind w:firstLine="0"/>
+        <w:jc w:val="center"/>
+      </w:pPr>
+      <w:r>
+        <w:rPr>
+          <w:noProof/>
+        </w:rPr>
+        <w:lastRenderedPageBreak/>
+        <w:drawing>
+          <wp:inline distT="0" distB="0" distL="0" distR="0" wp14:anchorId="5A91F20F" wp14:editId="2C001E6A">
+            <wp:extent cx="4563112" cy="2829320"/>
+            <wp:effectExtent l="0" t="0" r="8890" b="9525"/>
+            <wp:docPr id="8" name="Рисунок 8"/>
+            <wp:cNvGraphicFramePr>
+              <a:graphicFrameLocks xmlns:a="http://schemas.openxmlformats.org/drawingml/2006/main" noChangeAspect="1"/>
+            </wp:cNvGraphicFramePr>
+            <a:graphic xmlns:a="http://schemas.openxmlformats.org/drawingml/2006/main">
+              <a:graphicData uri="http://schemas.openxmlformats.org/drawingml/2006/picture">
+                <pic:pic xmlns:pic="http://schemas.openxmlformats.org/drawingml/2006/picture">
+                  <pic:nvPicPr>
+                    <pic:cNvPr id="1" name=""/>
+                    <pic:cNvPicPr/>
+                  </pic:nvPicPr>
+                  <pic:blipFill>
+                    <a:blip r:embed="rId21"/>
+                    <a:stretch>
+                      <a:fillRect/>
+                    </a:stretch>
+                  </pic:blipFill>
+                  <pic:spPr>
+                    <a:xfrm>
+                      <a:off x="0" y="0"/>
+                      <a:ext cx="4563112" cy="2829320"/>
+                    </a:xfrm>
+                    <a:prstGeom prst="rect">
+                      <a:avLst/>
+                    </a:prstGeom>
+                  </pic:spPr>
+                </pic:pic>
+              </a:graphicData>
+            </a:graphic>
+          </wp:inline>
+        </w:drawing>
+      </w:r>
+    </w:p>
+    <w:p>
+      <w:pPr>
+        <w:ind w:firstLine="0"/>
+        <w:jc w:val="center"/>
+      </w:pPr>
+      <w:r>
+        <w:t>Рисунок 7 – Успешное добавление нового элемента</w:t>
+      </w:r>
+    </w:p>
+    <w:p/>
+    <w:p>
+      <w:pPr>
+        <w:ind w:firstLine="709"/>
+        <w:rPr>
+          <w:rFonts w:cs="Times New Roman"/>
+          <w:szCs w:val="28"/>
+        </w:rPr>
+      </w:pPr>
+      <w:r>
+        <w:rPr>
+          <w:rFonts w:cs="Times New Roman"/>
+          <w:szCs w:val="28"/>
+        </w:rPr>
+        <w:t>В программе предусмотрена система обработки некорректного ввода данных пользователем. Напр</w:t>
+      </w:r>
+      <w:r>
+        <w:rPr>
+          <w:rFonts w:cs="Times New Roman"/>
+          <w:szCs w:val="28"/>
+        </w:rPr>
+        <w:t>имер</w:t>
+      </w:r>
+      <w:r>
+        <w:rPr>
+          <w:rFonts w:cs="Times New Roman"/>
+          <w:szCs w:val="28"/>
+        </w:rPr>
+        <w:t xml:space="preserve">, </w:t>
+      </w:r>
+      <w:r>
+        <w:rPr>
+          <w:rFonts w:cs="Times New Roman"/>
+          <w:szCs w:val="28"/>
+        </w:rPr>
+        <w:t xml:space="preserve">пользователь не сможет ввести несколько точек в числе или отрицательное число, также программа не позволит ввести любой символ кроме точки или цифры. Если пользователь оставляет поле незаполненным и нажимает «Добавить», то </w:t>
+      </w:r>
+      <w:r>
+        <w:rPr>
+          <w:rFonts w:cs="Times New Roman"/>
+          <w:szCs w:val="28"/>
+        </w:rPr>
+        <w:t>появится соответствующее сообщение об ошибке</w:t>
+      </w:r>
+      <w:r>
+        <w:rPr>
+          <w:rFonts w:cs="Times New Roman"/>
+          <w:szCs w:val="28"/>
+        </w:rPr>
+        <w:t>, рисунки</w:t>
+      </w:r>
+      <w:r>
+        <w:rPr>
+          <w:rFonts w:cs="Times New Roman"/>
+          <w:szCs w:val="28"/>
+        </w:rPr>
+        <w:t xml:space="preserve"> 8</w:t>
+      </w:r>
+      <w:r>
+        <w:rPr>
+          <w:rFonts w:cs="Times New Roman"/>
+          <w:szCs w:val="28"/>
+        </w:rPr>
+        <w:t>–</w:t>
+      </w:r>
+      <w:r>
+        <w:rPr>
+          <w:rFonts w:cs="Times New Roman"/>
+          <w:szCs w:val="28"/>
+        </w:rPr>
+        <w:t>9</w:t>
+      </w:r>
+      <w:r>
+        <w:rPr>
+          <w:rFonts w:cs="Times New Roman"/>
+          <w:szCs w:val="28"/>
+        </w:rPr>
+        <w:t>.</w:t>
+      </w:r>
+    </w:p>
+    <w:p>
+      <w:pPr>
+        <w:ind w:firstLine="0"/>
+        <w:jc w:val="center"/>
+      </w:pPr>
+      <w:r>
+        <w:rPr>
+          <w:noProof/>
+        </w:rPr>
+        <w:drawing>
+          <wp:inline distT="0" distB="0" distL="0" distR="0" wp14:anchorId="72C0BAD8" wp14:editId="07F14095">
+            <wp:extent cx="3072930" cy="2804822"/>
+            <wp:effectExtent l="0" t="0" r="0" b="0"/>
+            <wp:docPr id="9" name="Рисунок 9"/>
+            <wp:cNvGraphicFramePr>
+              <a:graphicFrameLocks xmlns:a="http://schemas.openxmlformats.org/drawingml/2006/main" noChangeAspect="1"/>
+            </wp:cNvGraphicFramePr>
+            <a:graphic xmlns:a="http://schemas.openxmlformats.org/drawingml/2006/main">
+              <a:graphicData uri="http://schemas.openxmlformats.org/drawingml/2006/picture">
+                <pic:pic xmlns:pic="http://schemas.openxmlformats.org/drawingml/2006/picture">
+                  <pic:nvPicPr>
+                    <pic:cNvPr id="1" name=""/>
+                    <pic:cNvPicPr/>
+                  </pic:nvPicPr>
+                  <pic:blipFill>
+                    <a:blip r:embed="rId22"/>
+                    <a:stretch>
+                      <a:fillRect/>
+                    </a:stretch>
+                  </pic:blipFill>
+                  <pic:spPr>
+                    <a:xfrm>
+                      <a:off x="0" y="0"/>
                       <a:ext cx="3078405" cy="2809819"/>
                     </a:xfrm>
                     <a:prstGeom prst="rect">
@@ -14370,7 +14394,7 @@
                     <pic:cNvPicPr/>
                   </pic:nvPicPr>
                   <pic:blipFill rotWithShape="1">
-                    <a:blip r:embed="rId19"/>
+                    <a:blip r:embed="rId23"/>
                     <a:srcRect r="1884"/>
                     <a:stretch/>
                   </pic:blipFill>
@@ -14475,7 +14499,7 @@
                     <pic:cNvPicPr/>
                   </pic:nvPicPr>
                   <pic:blipFill rotWithShape="1">
-                    <a:blip r:embed="rId20"/>
+                    <a:blip r:embed="rId24"/>
                     <a:srcRect l="3107" t="48420"/>
                     <a:stretch/>
                   </pic:blipFill>
@@ -14544,7 +14568,7 @@
                     <pic:cNvPicPr/>
                   </pic:nvPicPr>
                   <pic:blipFill>
-                    <a:blip r:embed="rId21"/>
+                    <a:blip r:embed="rId25"/>
                     <a:stretch>
                       <a:fillRect/>
                     </a:stretch>
@@ -14594,301 +14618,6 @@
             <wp:extent cx="4022636" cy="2504660"/>
             <wp:effectExtent l="0" t="0" r="0" b="0"/>
             <wp:docPr id="13" name="Рисунок 13"/>
-            <wp:cNvGraphicFramePr>
-              <a:graphicFrameLocks xmlns:a="http://schemas.openxmlformats.org/drawingml/2006/main" noChangeAspect="1"/>
-            </wp:cNvGraphicFramePr>
-            <a:graphic xmlns:a="http://schemas.openxmlformats.org/drawingml/2006/main">
-              <a:graphicData uri="http://schemas.openxmlformats.org/drawingml/2006/picture">
-                <pic:pic xmlns:pic="http://schemas.openxmlformats.org/drawingml/2006/picture">
-                  <pic:nvPicPr>
-                    <pic:cNvPr id="1" name=""/>
-                    <pic:cNvPicPr/>
-                  </pic:nvPicPr>
-                  <pic:blipFill>
-                    <a:blip r:embed="rId22"/>
-                    <a:stretch>
-                      <a:fillRect/>
-                    </a:stretch>
-                  </pic:blipFill>
-                  <pic:spPr>
-                    <a:xfrm>
-                      <a:off x="0" y="0"/>
-                      <a:ext cx="4025843" cy="2506657"/>
-                    </a:xfrm>
-                    <a:prstGeom prst="rect">
-                      <a:avLst/>
-                    </a:prstGeom>
-                  </pic:spPr>
-                </pic:pic>
-              </a:graphicData>
-            </a:graphic>
-          </wp:inline>
-        </w:drawing>
-      </w:r>
-    </w:p>
-    <w:p>
-      <w:pPr>
-        <w:ind w:firstLine="0"/>
-        <w:jc w:val="center"/>
-      </w:pPr>
-      <w:r>
-        <w:t xml:space="preserve">Рисунок 12 – Выбор </w:t>
-      </w:r>
-      <w:r>
-        <w:t>одного</w:t>
-      </w:r>
-      <w:r>
-        <w:t xml:space="preserve"> элемент</w:t>
-      </w:r>
-      <w:r>
-        <w:t>а</w:t>
-      </w:r>
-      <w:r>
-        <w:t xml:space="preserve"> для удаления</w:t>
-      </w:r>
-    </w:p>
-    <w:p>
-      <w:pPr>
-        <w:ind w:firstLine="0"/>
-        <w:jc w:val="center"/>
-      </w:pPr>
-      <w:r>
-        <w:rPr>
-          <w:noProof/>
-        </w:rPr>
-        <w:drawing>
-          <wp:inline distT="0" distB="0" distL="0" distR="0" wp14:anchorId="3C5BAF5A" wp14:editId="2D85C88F">
-            <wp:extent cx="3560710" cy="2226365"/>
-            <wp:effectExtent l="0" t="0" r="1905" b="2540"/>
-            <wp:docPr id="14" name="Рисунок 14"/>
-            <wp:cNvGraphicFramePr>
-              <a:graphicFrameLocks xmlns:a="http://schemas.openxmlformats.org/drawingml/2006/main" noChangeAspect="1"/>
-            </wp:cNvGraphicFramePr>
-            <a:graphic xmlns:a="http://schemas.openxmlformats.org/drawingml/2006/main">
-              <a:graphicData uri="http://schemas.openxmlformats.org/drawingml/2006/picture">
-                <pic:pic xmlns:pic="http://schemas.openxmlformats.org/drawingml/2006/picture">
-                  <pic:nvPicPr>
-                    <pic:cNvPr id="1" name=""/>
-                    <pic:cNvPicPr/>
-                  </pic:nvPicPr>
-                  <pic:blipFill>
-                    <a:blip r:embed="rId23"/>
-                    <a:stretch>
-                      <a:fillRect/>
-                    </a:stretch>
-                  </pic:blipFill>
-                  <pic:spPr>
-                    <a:xfrm>
-                      <a:off x="0" y="0"/>
-                      <a:ext cx="3568823" cy="2231437"/>
-                    </a:xfrm>
-                    <a:prstGeom prst="rect">
-                      <a:avLst/>
-                    </a:prstGeom>
-                  </pic:spPr>
-                </pic:pic>
-              </a:graphicData>
-            </a:graphic>
-          </wp:inline>
-        </w:drawing>
-      </w:r>
-    </w:p>
-    <w:p>
-      <w:pPr>
-        <w:ind w:firstLine="0"/>
-        <w:jc w:val="center"/>
-      </w:pPr>
-      <w:r>
-        <w:t>Рисунок 13 – Результат удаления выбранных элементов</w:t>
-      </w:r>
-    </w:p>
-    <w:p>
-      <w:pPr>
-        <w:spacing w:line="240" w:lineRule="auto"/>
-        <w:ind w:firstLine="0"/>
-        <w:jc w:val="left"/>
-      </w:pPr>
-      <w:r>
-        <w:br w:type="page"/>
-      </w:r>
-    </w:p>
-    <w:p>
-      <w:pPr>
-        <w:ind w:firstLine="709"/>
-        <w:rPr>
-          <w:b/>
-          <w:bCs/>
-        </w:rPr>
-      </w:pPr>
-      <w:r>
-        <w:rPr>
-          <w:b/>
-          <w:bCs/>
-        </w:rPr>
-        <w:lastRenderedPageBreak/>
-        <w:t xml:space="preserve">1.5.3 Тестовый случай </w:t>
-      </w:r>
-      <w:r>
-        <w:rPr>
-          <w:b/>
-          <w:bCs/>
-        </w:rPr>
-        <w:t>Поиска</w:t>
-      </w:r>
-    </w:p>
-    <w:p>
-      <w:pPr>
-        <w:ind w:firstLine="709"/>
-      </w:pPr>
-      <w:r>
-        <w:t>Для поиска изданий предусмотрена форма поиска (рисунок 14)</w:t>
-      </w:r>
-    </w:p>
-    <w:p>
-      <w:pPr>
-        <w:jc w:val="center"/>
-      </w:pPr>
-      <w:r>
-        <w:rPr>
-          <w:noProof/>
-        </w:rPr>
-        <w:drawing>
-          <wp:inline distT="0" distB="0" distL="0" distR="0" wp14:anchorId="589623E0" wp14:editId="5276D7AB">
-            <wp:extent cx="3116741" cy="2830664"/>
-            <wp:effectExtent l="0" t="0" r="7620" b="8255"/>
-            <wp:docPr id="15" name="Рисунок 15"/>
-            <wp:cNvGraphicFramePr>
-              <a:graphicFrameLocks xmlns:a="http://schemas.openxmlformats.org/drawingml/2006/main" noChangeAspect="1"/>
-            </wp:cNvGraphicFramePr>
-            <a:graphic xmlns:a="http://schemas.openxmlformats.org/drawingml/2006/main">
-              <a:graphicData uri="http://schemas.openxmlformats.org/drawingml/2006/picture">
-                <pic:pic xmlns:pic="http://schemas.openxmlformats.org/drawingml/2006/picture">
-                  <pic:nvPicPr>
-                    <pic:cNvPr id="1" name=""/>
-                    <pic:cNvPicPr/>
-                  </pic:nvPicPr>
-                  <pic:blipFill>
-                    <a:blip r:embed="rId24"/>
-                    <a:stretch>
-                      <a:fillRect/>
-                    </a:stretch>
-                  </pic:blipFill>
-                  <pic:spPr>
-                    <a:xfrm>
-                      <a:off x="0" y="0"/>
-                      <a:ext cx="3122863" cy="2836224"/>
-                    </a:xfrm>
-                    <a:prstGeom prst="rect">
-                      <a:avLst/>
-                    </a:prstGeom>
-                  </pic:spPr>
-                </pic:pic>
-              </a:graphicData>
-            </a:graphic>
-          </wp:inline>
-        </w:drawing>
-      </w:r>
-    </w:p>
-    <w:p>
-      <w:pPr>
-        <w:ind w:firstLine="0"/>
-        <w:jc w:val="center"/>
-      </w:pPr>
-      <w:r>
-        <w:t xml:space="preserve">Рисунок 14 – Настройка параметров для поиска библиотечных </w:t>
-      </w:r>
-      <w:r>
-        <w:t>карточек</w:t>
-      </w:r>
-    </w:p>
-    <w:p>
-      <w:pPr>
-        <w:spacing w:before="240"/>
-        <w:ind w:firstLine="709"/>
-      </w:pPr>
-      <w:r>
-        <w:t>Пользователь выбирает параметры, по которым требуется найти библиотечное издание, вводит значения этих параметров и нажимает кнопку «</w:t>
-      </w:r>
-      <w:r>
-        <w:t>Найти</w:t>
-      </w:r>
-      <w:r>
-        <w:t>» (рисунки 15 и 16).</w:t>
-      </w:r>
-    </w:p>
-    <w:p>
-      <w:pPr>
-        <w:ind w:firstLine="709"/>
-        <w:jc w:val="center"/>
-      </w:pPr>
-      <w:r>
-        <w:rPr>
-          <w:noProof/>
-        </w:rPr>
-        <w:drawing>
-          <wp:inline distT="0" distB="0" distL="0" distR="0" wp14:anchorId="43985042" wp14:editId="121799A0">
-            <wp:extent cx="3477071" cy="2703444"/>
-            <wp:effectExtent l="0" t="0" r="9525" b="1905"/>
-            <wp:docPr id="16" name="Рисунок 16"/>
-            <wp:cNvGraphicFramePr>
-              <a:graphicFrameLocks xmlns:a="http://schemas.openxmlformats.org/drawingml/2006/main" noChangeAspect="1"/>
-            </wp:cNvGraphicFramePr>
-            <a:graphic xmlns:a="http://schemas.openxmlformats.org/drawingml/2006/main">
-              <a:graphicData uri="http://schemas.openxmlformats.org/drawingml/2006/picture">
-                <pic:pic xmlns:pic="http://schemas.openxmlformats.org/drawingml/2006/picture">
-                  <pic:nvPicPr>
-                    <pic:cNvPr id="1" name=""/>
-                    <pic:cNvPicPr/>
-                  </pic:nvPicPr>
-                  <pic:blipFill>
-                    <a:blip r:embed="rId25"/>
-                    <a:stretch>
-                      <a:fillRect/>
-                    </a:stretch>
-                  </pic:blipFill>
-                  <pic:spPr>
-                    <a:xfrm>
-                      <a:off x="0" y="0"/>
-                      <a:ext cx="3480816" cy="2706356"/>
-                    </a:xfrm>
-                    <a:prstGeom prst="rect">
-                      <a:avLst/>
-                    </a:prstGeom>
-                  </pic:spPr>
-                </pic:pic>
-              </a:graphicData>
-            </a:graphic>
-          </wp:inline>
-        </w:drawing>
-      </w:r>
-    </w:p>
-    <w:p>
-      <w:pPr>
-        <w:ind w:firstLine="0"/>
-        <w:jc w:val="center"/>
-      </w:pPr>
-      <w:r>
-        <w:t xml:space="preserve">Рисунок 15 – Поиск по </w:t>
-      </w:r>
-      <w:r>
-        <w:t>фамилии</w:t>
-      </w:r>
-    </w:p>
-    <w:p>
-      <w:pPr>
-        <w:ind w:firstLine="0"/>
-        <w:jc w:val="center"/>
-      </w:pPr>
-      <w:r>
-        <w:rPr>
-          <w:noProof/>
-        </w:rPr>
-        <w:lastRenderedPageBreak/>
-        <w:drawing>
-          <wp:inline distT="0" distB="0" distL="0" distR="0" wp14:anchorId="730CDB82" wp14:editId="79CCDC9C">
-            <wp:extent cx="3743878" cy="2711394"/>
-            <wp:effectExtent l="0" t="0" r="0" b="0"/>
-            <wp:docPr id="17" name="Рисунок 17"/>
             <wp:cNvGraphicFramePr>
               <a:graphicFrameLocks xmlns:a="http://schemas.openxmlformats.org/drawingml/2006/main" noChangeAspect="1"/>
             </wp:cNvGraphicFramePr>
@@ -14908,7 +14637,7 @@
                   <pic:spPr>
                     <a:xfrm>
                       <a:off x="0" y="0"/>
-                      <a:ext cx="3748267" cy="2714573"/>
+                      <a:ext cx="4025843" cy="2506657"/>
                     </a:xfrm>
                     <a:prstGeom prst="rect">
                       <a:avLst/>
@@ -14927,10 +14656,19 @@
         <w:jc w:val="center"/>
       </w:pPr>
       <w:r>
-        <w:t xml:space="preserve">Рисунок 16 – Поиск по </w:t>
-      </w:r>
-      <w:r>
-        <w:t>названию работы</w:t>
+        <w:t xml:space="preserve">Рисунок 12 – Выбор </w:t>
+      </w:r>
+      <w:r>
+        <w:t>одного</w:t>
+      </w:r>
+      <w:r>
+        <w:t xml:space="preserve"> элемент</w:t>
+      </w:r>
+      <w:r>
+        <w:t>а</w:t>
+      </w:r>
+      <w:r>
+        <w:t xml:space="preserve"> для удаления</w:t>
       </w:r>
     </w:p>
     <w:p>
@@ -14943,10 +14681,10 @@
           <w:noProof/>
         </w:rPr>
         <w:drawing>
-          <wp:inline distT="0" distB="0" distL="0" distR="0" wp14:anchorId="4BF5116D" wp14:editId="0BC04A0D">
-            <wp:extent cx="3521849" cy="2563637"/>
-            <wp:effectExtent l="0" t="0" r="2540" b="8255"/>
-            <wp:docPr id="18" name="Рисунок 18"/>
+          <wp:inline distT="0" distB="0" distL="0" distR="0" wp14:anchorId="3C5BAF5A" wp14:editId="2D85C88F">
+            <wp:extent cx="3560710" cy="2226365"/>
+            <wp:effectExtent l="0" t="0" r="1905" b="2540"/>
+            <wp:docPr id="14" name="Рисунок 14"/>
             <wp:cNvGraphicFramePr>
               <a:graphicFrameLocks xmlns:a="http://schemas.openxmlformats.org/drawingml/2006/main" noChangeAspect="1"/>
             </wp:cNvGraphicFramePr>
@@ -14966,7 +14704,7 @@
                   <pic:spPr>
                     <a:xfrm>
                       <a:off x="0" y="0"/>
-                      <a:ext cx="3525944" cy="2566618"/>
+                      <a:ext cx="3568823" cy="2231437"/>
                     </a:xfrm>
                     <a:prstGeom prst="rect">
                       <a:avLst/>
@@ -14985,20 +14723,18 @@
         <w:jc w:val="center"/>
       </w:pPr>
       <w:r>
-        <w:t xml:space="preserve">Рисунок 17 – </w:t>
-      </w:r>
-      <w:r>
-        <w:t xml:space="preserve">Поиск по </w:t>
-      </w:r>
-      <w:r>
-        <w:t>году издания</w:t>
-      </w:r>
-    </w:p>
-    <w:p>
-      <w:pPr>
+        <w:t>Рисунок 13 – Результат удаления выбранных элементов</w:t>
+      </w:r>
+    </w:p>
+    <w:p>
+      <w:pPr>
+        <w:spacing w:line="240" w:lineRule="auto"/>
         <w:ind w:firstLine="0"/>
-        <w:jc w:val="center"/>
-      </w:pPr>
+        <w:jc w:val="left"/>
+      </w:pPr>
+      <w:r>
+        <w:br w:type="page"/>
+      </w:r>
     </w:p>
     <w:p>
       <w:pPr>
@@ -15013,33 +14749,38 @@
           <w:b/>
           <w:bCs/>
         </w:rPr>
-        <w:t>1.5.4 Тестовый случай «Сохранить»</w:t>
+        <w:lastRenderedPageBreak/>
+        <w:t xml:space="preserve">1.5.3 Тестовый случай </w:t>
+      </w:r>
+      <w:r>
+        <w:rPr>
+          <w:b/>
+          <w:bCs/>
+        </w:rPr>
+        <w:t>Поиска</w:t>
       </w:r>
     </w:p>
     <w:p>
       <w:pPr>
         <w:ind w:firstLine="709"/>
+      </w:pPr>
+      <w:r>
+        <w:t>Для поиска изданий предусмотрена форма поиска (рисунок 14)</w:t>
+      </w:r>
+    </w:p>
+    <w:p>
+      <w:pPr>
         <w:jc w:val="center"/>
       </w:pPr>
       <w:r>
-        <w:t>Для сохранения данных в таблице необходимо нажать на кнопку «Сохранить». Откроется системный диалог сохранения файла, где пользователь выбирает директорию и указывает имя файла (рисунок 18).</w:t>
-      </w:r>
-    </w:p>
-    <w:p>
-      <w:pPr>
-        <w:ind w:firstLine="709"/>
-        <w:jc w:val="center"/>
-      </w:pPr>
-      <w:r>
         <w:rPr>
           <w:noProof/>
         </w:rPr>
-        <w:lastRenderedPageBreak/>
         <w:drawing>
-          <wp:inline distT="0" distB="0" distL="0" distR="0" wp14:anchorId="0B7C9827" wp14:editId="7AF812CC">
-            <wp:extent cx="3450446" cy="2130950"/>
-            <wp:effectExtent l="0" t="0" r="0" b="3175"/>
-            <wp:docPr id="19" name="Рисунок 19"/>
+          <wp:inline distT="0" distB="0" distL="0" distR="0" wp14:anchorId="589623E0" wp14:editId="5276D7AB">
+            <wp:extent cx="3116741" cy="2830664"/>
+            <wp:effectExtent l="0" t="0" r="7620" b="8255"/>
+            <wp:docPr id="15" name="Рисунок 15"/>
             <wp:cNvGraphicFramePr>
               <a:graphicFrameLocks xmlns:a="http://schemas.openxmlformats.org/drawingml/2006/main" noChangeAspect="1"/>
             </wp:cNvGraphicFramePr>
@@ -15059,7 +14800,7 @@
                   <pic:spPr>
                     <a:xfrm>
                       <a:off x="0" y="0"/>
-                      <a:ext cx="3455936" cy="2134341"/>
+                      <a:ext cx="3122863" cy="2836224"/>
                     </a:xfrm>
                     <a:prstGeom prst="rect">
                       <a:avLst/>
@@ -15078,14 +14819,41 @@
         <w:jc w:val="center"/>
       </w:pPr>
       <w:r>
+        <w:t xml:space="preserve">Рисунок 14 – Настройка параметров для поиска библиотечных </w:t>
+      </w:r>
+      <w:r>
+        <w:t>карточек</w:t>
+      </w:r>
+    </w:p>
+    <w:p>
+      <w:pPr>
+        <w:spacing w:before="240"/>
+        <w:ind w:firstLine="709"/>
+      </w:pPr>
+      <w:r>
+        <w:t>Пользователь выбирает параметры, по которым требуется найти библиотечное издание, вводит значения этих параметров и нажимает кнопку «</w:t>
+      </w:r>
+      <w:r>
+        <w:t>Найти</w:t>
+      </w:r>
+      <w:r>
+        <w:t>» (рисунки 15 и 16).</w:t>
+      </w:r>
+    </w:p>
+    <w:p>
+      <w:pPr>
+        <w:ind w:firstLine="709"/>
+        <w:jc w:val="center"/>
+      </w:pPr>
+      <w:r>
         <w:rPr>
           <w:noProof/>
         </w:rPr>
         <w:drawing>
-          <wp:inline distT="0" distB="0" distL="0" distR="0" wp14:anchorId="71687089" wp14:editId="5422F5E8">
-            <wp:extent cx="5940425" cy="3735070"/>
-            <wp:effectExtent l="0" t="0" r="3175" b="0"/>
-            <wp:docPr id="20" name="Рисунок 20"/>
+          <wp:inline distT="0" distB="0" distL="0" distR="0" wp14:anchorId="43985042" wp14:editId="121799A0">
+            <wp:extent cx="3477071" cy="2703444"/>
+            <wp:effectExtent l="0" t="0" r="9525" b="1905"/>
+            <wp:docPr id="16" name="Рисунок 16"/>
             <wp:cNvGraphicFramePr>
               <a:graphicFrameLocks xmlns:a="http://schemas.openxmlformats.org/drawingml/2006/main" noChangeAspect="1"/>
             </wp:cNvGraphicFramePr>
@@ -15105,7 +14873,7 @@
                   <pic:spPr>
                     <a:xfrm>
                       <a:off x="0" y="0"/>
-                      <a:ext cx="5940425" cy="3735070"/>
+                      <a:ext cx="3480816" cy="2706356"/>
                     </a:xfrm>
                     <a:prstGeom prst="rect">
                       <a:avLst/>
@@ -15124,46 +14892,10 @@
         <w:jc w:val="center"/>
       </w:pPr>
       <w:r>
-        <w:t>Рисунок 18 – Сохранение файла</w:t>
-      </w:r>
-    </w:p>
-    <w:p/>
-    <w:p>
-      <w:pPr>
-        <w:ind w:firstLine="709"/>
-        <w:rPr>
-          <w:b/>
-          <w:bCs/>
-        </w:rPr>
-      </w:pPr>
-      <w:r>
-        <w:rPr>
-          <w:b/>
-          <w:bCs/>
-        </w:rPr>
-        <w:t>1.5.5 Тестовый случай «Загрузить данные»</w:t>
-      </w:r>
-    </w:p>
-    <w:p>
-      <w:pPr>
-        <w:ind w:firstLine="709"/>
-      </w:pPr>
-      <w:r>
-        <w:t>Для загрузки данных в таблицу необходимо нажать на соответствующую кнопку «</w:t>
-      </w:r>
-      <w:r>
-        <w:t>Загрузить</w:t>
-      </w:r>
-      <w:r>
-        <w:t>».</w:t>
-      </w:r>
-    </w:p>
-    <w:p>
-      <w:pPr>
-        <w:ind w:firstLine="709"/>
-      </w:pPr>
-      <w:r>
-        <w:t>Далее откроется системный диалог загрузки файла (рисунок 19).</w:t>
+        <w:t xml:space="preserve">Рисунок 15 – Поиск по </w:t>
+      </w:r>
+      <w:r>
+        <w:t>фамилии</w:t>
       </w:r>
     </w:p>
     <w:p>
@@ -15177,10 +14909,10 @@
         </w:rPr>
         <w:lastRenderedPageBreak/>
         <w:drawing>
-          <wp:inline distT="0" distB="0" distL="0" distR="0" wp14:anchorId="02176D3C" wp14:editId="0CEC8155">
-            <wp:extent cx="5940425" cy="2282825"/>
-            <wp:effectExtent l="0" t="0" r="3175" b="3175"/>
-            <wp:docPr id="22" name="Рисунок 22"/>
+          <wp:inline distT="0" distB="0" distL="0" distR="0" wp14:anchorId="730CDB82" wp14:editId="79CCDC9C">
+            <wp:extent cx="3743878" cy="2711394"/>
+            <wp:effectExtent l="0" t="0" r="0" b="0"/>
+            <wp:docPr id="17" name="Рисунок 17"/>
             <wp:cNvGraphicFramePr>
               <a:graphicFrameLocks xmlns:a="http://schemas.openxmlformats.org/drawingml/2006/main" noChangeAspect="1"/>
             </wp:cNvGraphicFramePr>
@@ -15200,7 +14932,7 @@
                   <pic:spPr>
                     <a:xfrm>
                       <a:off x="0" y="0"/>
-                      <a:ext cx="5940425" cy="2282825"/>
+                      <a:ext cx="3748267" cy="2714573"/>
                     </a:xfrm>
                     <a:prstGeom prst="rect">
                       <a:avLst/>
@@ -15219,7 +14951,10 @@
         <w:jc w:val="center"/>
       </w:pPr>
       <w:r>
-        <w:t>Рисунок 19 – Выбор файла для загрузки</w:t>
+        <w:t xml:space="preserve">Рисунок 16 – Поиск по </w:t>
+      </w:r>
+      <w:r>
+        <w:t>названию работы</w:t>
       </w:r>
     </w:p>
     <w:p>
@@ -15232,10 +14967,10 @@
           <w:noProof/>
         </w:rPr>
         <w:drawing>
-          <wp:inline distT="0" distB="0" distL="0" distR="0" wp14:anchorId="4ED1A413" wp14:editId="500E086A">
-            <wp:extent cx="3833936" cy="2537738"/>
-            <wp:effectExtent l="0" t="0" r="0" b="0"/>
-            <wp:docPr id="21" name="Рисунок 21"/>
+          <wp:inline distT="0" distB="0" distL="0" distR="0" wp14:anchorId="4BF5116D" wp14:editId="0BC04A0D">
+            <wp:extent cx="3521849" cy="2563637"/>
+            <wp:effectExtent l="0" t="0" r="2540" b="8255"/>
+            <wp:docPr id="18" name="Рисунок 18"/>
             <wp:cNvGraphicFramePr>
               <a:graphicFrameLocks xmlns:a="http://schemas.openxmlformats.org/drawingml/2006/main" noChangeAspect="1"/>
             </wp:cNvGraphicFramePr>
@@ -15255,7 +14990,7 @@
                   <pic:spPr>
                     <a:xfrm>
                       <a:off x="0" y="0"/>
-                      <a:ext cx="3841616" cy="2542821"/>
+                      <a:ext cx="3525944" cy="2566618"/>
                     </a:xfrm>
                     <a:prstGeom prst="rect">
                       <a:avLst/>
@@ -15274,15 +15009,13 @@
         <w:jc w:val="center"/>
       </w:pPr>
       <w:r>
-        <w:t>Рисунок 20 – Результат загрузки данных</w:t>
-      </w:r>
-    </w:p>
-    <w:p>
-      <w:pPr>
-        <w:ind w:firstLine="709"/>
-      </w:pPr>
-      <w:r>
-        <w:t>В случае, если структура данных файла не соответствует установленному формату, появится соответствующее сообщение (рисунок 21).</w:t>
+        <w:t xml:space="preserve">Рисунок 17 – </w:t>
+      </w:r>
+      <w:r>
+        <w:t xml:space="preserve">Поиск по </w:t>
+      </w:r>
+      <w:r>
+        <w:t>году издания</w:t>
       </w:r>
     </w:p>
     <w:p>
@@ -15290,16 +15023,46 @@
         <w:ind w:firstLine="0"/>
         <w:jc w:val="center"/>
       </w:pPr>
+    </w:p>
+    <w:p>
+      <w:pPr>
+        <w:ind w:firstLine="709"/>
+        <w:rPr>
+          <w:b/>
+          <w:bCs/>
+        </w:rPr>
+      </w:pPr>
+      <w:r>
+        <w:rPr>
+          <w:b/>
+          <w:bCs/>
+        </w:rPr>
+        <w:t>1.5.4 Тестовый случай «Сохранить»</w:t>
+      </w:r>
+    </w:p>
+    <w:p>
+      <w:pPr>
+        <w:ind w:firstLine="709"/>
+      </w:pPr>
+      <w:r>
+        <w:t>Для сохранения данных в таблице необходимо нажать на кнопку «Сохранить». Откроется системный диалог сохранения файла, где пользователь выбирает директорию и указывает имя файла (рисунок 18).</w:t>
+      </w:r>
+    </w:p>
+    <w:p>
+      <w:pPr>
+        <w:ind w:firstLine="709"/>
+        <w:jc w:val="center"/>
+      </w:pPr>
       <w:r>
         <w:rPr>
           <w:noProof/>
-          <w:lang w:eastAsia="ru-RU"/>
-        </w:rPr>
+        </w:rPr>
+        <w:lastRenderedPageBreak/>
         <w:drawing>
-          <wp:inline distT="0" distB="0" distL="0" distR="0" wp14:anchorId="24B67903" wp14:editId="1C2CEF08">
-            <wp:extent cx="3357139" cy="1288111"/>
-            <wp:effectExtent l="0" t="0" r="0" b="7620"/>
-            <wp:docPr id="53" name="Рисунок 49"/>
+          <wp:inline distT="0" distB="0" distL="0" distR="0" wp14:anchorId="0B7C9827" wp14:editId="7AF812CC">
+            <wp:extent cx="3450446" cy="2130950"/>
+            <wp:effectExtent l="0" t="0" r="0" b="3175"/>
+            <wp:docPr id="19" name="Рисунок 19"/>
             <wp:cNvGraphicFramePr>
               <a:graphicFrameLocks xmlns:a="http://schemas.openxmlformats.org/drawingml/2006/main" noChangeAspect="1"/>
             </wp:cNvGraphicFramePr>
@@ -15307,10 +15070,8 @@
               <a:graphicData uri="http://schemas.openxmlformats.org/drawingml/2006/picture">
                 <pic:pic xmlns:pic="http://schemas.openxmlformats.org/drawingml/2006/picture">
                   <pic:nvPicPr>
-                    <pic:cNvPr id="26" name="Рисунок 49"/>
-                    <pic:cNvPicPr>
-                      <a:picLocks noChangeAspect="1" noChangeArrowheads="1"/>
-                    </pic:cNvPicPr>
+                    <pic:cNvPr id="1" name=""/>
+                    <pic:cNvPicPr/>
                   </pic:nvPicPr>
                   <pic:blipFill>
                     <a:blip r:embed="rId32"/>
@@ -15318,10 +15079,10 @@
                       <a:fillRect/>
                     </a:stretch>
                   </pic:blipFill>
-                  <pic:spPr bwMode="auto">
+                  <pic:spPr>
                     <a:xfrm>
                       <a:off x="0" y="0"/>
-                      <a:ext cx="3363396" cy="1290512"/>
+                      <a:ext cx="3455936" cy="2134341"/>
                     </a:xfrm>
                     <a:prstGeom prst="rect">
                       <a:avLst/>
@@ -15340,1082 +15101,14 @@
         <w:jc w:val="center"/>
       </w:pPr>
       <w:r>
-        <w:t>Рисунок 21 – Загрузка повреждённого файла</w:t>
-      </w:r>
-      <w:bookmarkStart w:id="22" w:name="_Toc74829069"/>
-      <w:bookmarkStart w:id="23" w:name="_Toc74956678"/>
-    </w:p>
-    <w:p>
-      <w:pPr>
-        <w:ind w:firstLine="0"/>
-        <w:jc w:val="center"/>
-      </w:pPr>
-    </w:p>
-    <w:p>
-      <w:pPr>
-        <w:ind w:firstLine="0"/>
-        <w:jc w:val="center"/>
-      </w:pPr>
-    </w:p>
-    <w:p>
-      <w:pPr>
-        <w:ind w:firstLine="0"/>
-        <w:jc w:val="center"/>
-      </w:pPr>
-    </w:p>
-    <w:p>
-      <w:pPr>
-        <w:ind w:firstLine="0"/>
-      </w:pPr>
-    </w:p>
-    <w:p>
-      <w:pPr>
-        <w:ind w:firstLine="0"/>
-        <w:jc w:val="center"/>
-        <w:outlineLvl w:val="0"/>
-        <w:rPr>
-          <w:b/>
-          <w:bCs/>
-        </w:rPr>
-      </w:pPr>
-      <w:bookmarkStart w:id="24" w:name="_Toc183524061"/>
-      <w:r>
-        <w:rPr>
-          <w:b/>
-          <w:bCs/>
-        </w:rPr>
-        <w:t>СПИСОК ИСПОЛЬЗОВАННЫХ ИСТОЧНИКОВ</w:t>
-      </w:r>
-      <w:bookmarkEnd w:id="22"/>
-      <w:bookmarkEnd w:id="23"/>
-      <w:bookmarkEnd w:id="24"/>
-    </w:p>
-    <w:p>
-      <w:pPr>
-        <w:numPr>
-          <w:ilvl w:val="0"/>
-          <w:numId w:val="6"/>
-        </w:numPr>
-        <w:ind w:left="0" w:firstLine="709"/>
-        <w:contextualSpacing/>
-      </w:pPr>
-      <w:proofErr w:type="spellStart"/>
-      <w:r>
-        <w:t>Калентьев</w:t>
-      </w:r>
-      <w:proofErr w:type="spellEnd"/>
-      <w:r>
-        <w:t xml:space="preserve">, А. А. Новые технологии в программировании : учебное пособие / А. А. </w:t>
-      </w:r>
-      <w:proofErr w:type="spellStart"/>
-      <w:r>
-        <w:t>Калентьев</w:t>
-      </w:r>
-      <w:proofErr w:type="spellEnd"/>
-      <w:r>
-        <w:t xml:space="preserve">, Д. В. </w:t>
-      </w:r>
-      <w:proofErr w:type="spellStart"/>
-      <w:r>
-        <w:t>Гарайс</w:t>
-      </w:r>
-      <w:proofErr w:type="spellEnd"/>
-      <w:r>
-        <w:t xml:space="preserve">, А. Е. </w:t>
-      </w:r>
-      <w:proofErr w:type="spellStart"/>
-      <w:r>
-        <w:t>Гориянов</w:t>
-      </w:r>
-      <w:proofErr w:type="spellEnd"/>
-      <w:r>
-        <w:t xml:space="preserve">. – Томск : Эль Контент, 2014. – 176 с. – </w:t>
-      </w:r>
-      <w:r>
-        <w:rPr>
-          <w:lang w:val="en-US"/>
-        </w:rPr>
-        <w:t>ISBN</w:t>
-      </w:r>
-      <w:r>
-        <w:t xml:space="preserve"> 978</w:t>
-      </w:r>
-      <w:r>
-        <w:t>–</w:t>
-      </w:r>
-      <w:r>
-        <w:t>5</w:t>
-      </w:r>
-      <w:r>
-        <w:t>–</w:t>
-      </w:r>
-      <w:r>
-        <w:t>4332</w:t>
-      </w:r>
-      <w:r>
-        <w:t>–</w:t>
-      </w:r>
-      <w:r>
-        <w:t>0185</w:t>
-      </w:r>
-      <w:r>
-        <w:t>–</w:t>
-      </w:r>
-      <w:r>
-        <w:t>9.</w:t>
-      </w:r>
-    </w:p>
-    <w:p>
-      <w:pPr>
-        <w:pStyle w:val="af0"/>
-        <w:numPr>
-          <w:ilvl w:val="0"/>
-          <w:numId w:val="6"/>
-        </w:numPr>
-        <w:ind w:left="0" w:firstLine="709"/>
-      </w:pPr>
-      <w:r>
-        <w:t>Библиографическое описание. Государственный УНПК [Электронный ресурс]. – URL: http://www.ostu.ru/libraries/bibl_opisanie.php (дата обращения 18.</w:t>
-      </w:r>
-      <w:r>
-        <w:t>1</w:t>
-      </w:r>
-      <w:r>
-        <w:t>1.</w:t>
-      </w:r>
-      <w:r>
-        <w:t>2024</w:t>
-      </w:r>
-      <w:r>
-        <w:t>)</w:t>
-      </w:r>
-    </w:p>
-    <w:p>
-      <w:pPr>
-        <w:ind w:left="709" w:firstLine="0"/>
-        <w:contextualSpacing/>
-      </w:pPr>
-    </w:p>
-    <w:p>
-      <w:r>
-        <w:br w:type="page"/>
-      </w:r>
-    </w:p>
-    <w:p>
-      <w:pPr>
-        <w:ind w:firstLine="0"/>
-        <w:jc w:val="center"/>
-        <w:rPr>
-          <w:b/>
-          <w:bCs/>
-        </w:rPr>
-      </w:pPr>
-      <w:bookmarkStart w:id="25" w:name="_Toc74956679"/>
-      <w:r>
-        <w:rPr>
-          <w:b/>
-          <w:bCs/>
-        </w:rPr>
-        <w:lastRenderedPageBreak/>
-        <w:t>ПРИЛОЖЕНИЕ А</w:t>
-      </w:r>
-      <w:bookmarkEnd w:id="25"/>
-    </w:p>
-    <w:p>
-      <w:pPr>
-        <w:ind w:firstLine="0"/>
-        <w:jc w:val="center"/>
-        <w:rPr>
-          <w:b/>
-          <w:bCs/>
-        </w:rPr>
-      </w:pPr>
-      <w:r>
-        <w:rPr>
-          <w:b/>
-          <w:bCs/>
-        </w:rPr>
-        <w:t>Техническое задание на создание автоматизированной системы</w:t>
-      </w:r>
-    </w:p>
-    <w:p>
-      <w:pPr>
-        <w:ind w:firstLine="0"/>
-        <w:jc w:val="center"/>
-      </w:pPr>
-      <w:r>
-        <w:t>Программа для просмотра списка работников</w:t>
-      </w:r>
-    </w:p>
-    <w:p>
-      <w:pPr>
-        <w:spacing w:before="4200"/>
-        <w:ind w:firstLine="0"/>
-      </w:pPr>
-      <w:r>
-        <w:t>Разработчик: студент гр. О</w:t>
-      </w:r>
-      <w:r>
-        <w:t>–</w:t>
-      </w:r>
-      <w:r>
-        <w:t>5КМ</w:t>
-      </w:r>
-      <w:r>
-        <w:t>3</w:t>
-      </w:r>
-      <w:r>
-        <w:t xml:space="preserve">1 </w:t>
-      </w:r>
-      <w:r>
-        <w:t>Петрова А.А.</w:t>
-      </w:r>
-    </w:p>
-    <w:p>
-      <w:pPr>
-        <w:ind w:firstLine="0"/>
-      </w:pPr>
-      <w:r>
-        <w:t xml:space="preserve">Заказчик: Канд. техн. наук, доцент каф. КСУП ТУСУР </w:t>
-      </w:r>
-      <w:proofErr w:type="spellStart"/>
-      <w:r>
-        <w:t>Калентьев</w:t>
-      </w:r>
-      <w:proofErr w:type="spellEnd"/>
-      <w:r>
-        <w:t xml:space="preserve"> А. А.</w:t>
-      </w:r>
-    </w:p>
-    <w:p>
-      <w:pPr>
-        <w:spacing w:before="1800"/>
-        <w:ind w:firstLine="0"/>
-        <w:jc w:val="center"/>
-      </w:pPr>
-    </w:p>
-    <w:p>
-      <w:pPr>
-        <w:spacing w:before="1800"/>
-        <w:ind w:firstLine="0"/>
-        <w:jc w:val="center"/>
-      </w:pPr>
-    </w:p>
-    <w:p>
-      <w:pPr>
-        <w:spacing w:before="1800"/>
-        <w:ind w:firstLine="0"/>
-        <w:jc w:val="center"/>
-      </w:pPr>
-      <w:r>
-        <w:t>Томск 202</w:t>
-      </w:r>
-      <w:r>
-        <w:t>5</w:t>
-      </w:r>
-    </w:p>
-    <w:p>
-      <w:pPr>
-        <w:rPr>
-          <w:b/>
-          <w:bCs/>
-        </w:rPr>
-      </w:pPr>
-      <w:r>
-        <w:br w:type="page"/>
-      </w:r>
-    </w:p>
-    <w:p>
-      <w:pPr>
-        <w:ind w:firstLine="709"/>
-        <w:rPr>
-          <w:b/>
-          <w:bCs/>
-        </w:rPr>
-      </w:pPr>
-      <w:r>
-        <w:rPr>
-          <w:b/>
-          <w:bCs/>
-        </w:rPr>
-        <w:lastRenderedPageBreak/>
-        <w:t>1 Общие сведения</w:t>
-      </w:r>
-    </w:p>
-    <w:p>
-      <w:pPr>
-        <w:ind w:firstLine="709"/>
-        <w:rPr>
-          <w:b/>
-          <w:bCs/>
-        </w:rPr>
-      </w:pPr>
-      <w:r>
-        <w:rPr>
-          <w:b/>
-          <w:bCs/>
-        </w:rPr>
-        <w:t>1.1 Полное наименование системы и её условное обозначение</w:t>
-      </w:r>
-    </w:p>
-    <w:p>
-      <w:pPr>
-        <w:suppressAutoHyphens w:val="0"/>
-        <w:rPr>
-          <w:color w:val="000000" w:themeColor="text1"/>
-        </w:rPr>
-      </w:pPr>
-      <w:r>
-        <w:rPr>
-          <w:color w:val="000000" w:themeColor="text1"/>
-        </w:rPr>
-        <w:t xml:space="preserve">Полное наименование: «Программное обеспечение для </w:t>
-      </w:r>
-      <w:bookmarkStart w:id="26" w:name="_Hlk74057965"/>
-      <w:r>
-        <w:rPr>
-          <w:color w:val="000000" w:themeColor="text1"/>
-        </w:rPr>
-        <w:t>формирования записей с библиотечными карточками</w:t>
-      </w:r>
-      <w:bookmarkEnd w:id="26"/>
-      <w:r>
-        <w:rPr>
-          <w:color w:val="000000" w:themeColor="text1"/>
-        </w:rPr>
-        <w:t>».</w:t>
-      </w:r>
-    </w:p>
-    <w:p>
-      <w:pPr>
-        <w:suppressAutoHyphens w:val="0"/>
-        <w:rPr>
-          <w:color w:val="000000" w:themeColor="text1"/>
-        </w:rPr>
-      </w:pPr>
-      <w:r>
-        <w:rPr>
-          <w:color w:val="000000" w:themeColor="text1"/>
-        </w:rPr>
-        <w:t>Условное обозначение: «Система».</w:t>
-      </w:r>
-    </w:p>
-    <w:p>
-      <w:pPr>
-        <w:ind w:firstLine="709"/>
-        <w:rPr>
-          <w:b/>
-          <w:bCs/>
-        </w:rPr>
-      </w:pPr>
-      <w:r>
-        <w:rPr>
-          <w:b/>
-          <w:bCs/>
-        </w:rPr>
-        <w:t>1.2 Наименование предприятий разработчика и заказчика системы</w:t>
-      </w:r>
-    </w:p>
-    <w:p>
-      <w:pPr>
-        <w:ind w:firstLine="709"/>
-      </w:pPr>
-      <w:r>
-        <w:t xml:space="preserve">Заказчик: Канд. техн. наук, доцент каф. КСУП ТУСУР </w:t>
-      </w:r>
-      <w:proofErr w:type="spellStart"/>
-      <w:r>
-        <w:t>Калентьев</w:t>
-      </w:r>
-      <w:proofErr w:type="spellEnd"/>
-      <w:r>
-        <w:t xml:space="preserve"> А. А.</w:t>
-      </w:r>
-    </w:p>
-    <w:p>
-      <w:pPr>
-        <w:ind w:firstLine="709"/>
-      </w:pPr>
-      <w:r>
-        <w:t>Разработчик: Студент гр. О</w:t>
-      </w:r>
-      <w:r>
-        <w:t>–</w:t>
-      </w:r>
-      <w:r>
-        <w:t>5КМ</w:t>
-      </w:r>
-      <w:r>
-        <w:t>3</w:t>
-      </w:r>
-      <w:r>
-        <w:t xml:space="preserve">1 НИ ТПУ </w:t>
-      </w:r>
-      <w:r>
-        <w:t>Петрова А.А.</w:t>
-      </w:r>
-    </w:p>
-    <w:p>
-      <w:pPr>
-        <w:ind w:firstLine="709"/>
-        <w:rPr>
-          <w:b/>
-          <w:bCs/>
-        </w:rPr>
-      </w:pPr>
-      <w:r>
-        <w:rPr>
-          <w:b/>
-          <w:bCs/>
-        </w:rPr>
-        <w:t>1.3 Плановые сроки начала и окончания работы по созданию системы</w:t>
-      </w:r>
-    </w:p>
-    <w:p>
-      <w:pPr>
-        <w:ind w:firstLine="709"/>
-      </w:pPr>
-      <w:r>
-        <w:t xml:space="preserve">Начало работ: </w:t>
-      </w:r>
-      <w:r>
-        <w:t>01</w:t>
-      </w:r>
-      <w:r>
-        <w:t xml:space="preserve"> </w:t>
-      </w:r>
-      <w:r>
-        <w:t>сентября</w:t>
-      </w:r>
-      <w:r>
-        <w:t xml:space="preserve"> 202</w:t>
-      </w:r>
-      <w:r>
-        <w:t>5</w:t>
-      </w:r>
-      <w:r>
-        <w:t xml:space="preserve"> г.</w:t>
-      </w:r>
-    </w:p>
-    <w:p>
-      <w:pPr>
-        <w:ind w:firstLine="709"/>
-      </w:pPr>
-      <w:r>
-        <w:t xml:space="preserve">Окончание работ: </w:t>
-      </w:r>
-      <w:r>
-        <w:t>10</w:t>
-      </w:r>
-      <w:r>
-        <w:t xml:space="preserve"> ноября </w:t>
-      </w:r>
-      <w:r>
-        <w:t>202</w:t>
-      </w:r>
-      <w:r>
-        <w:t>5</w:t>
-      </w:r>
-      <w:r>
-        <w:t>г.</w:t>
-      </w:r>
-    </w:p>
-    <w:p>
-      <w:pPr>
-        <w:ind w:firstLine="709"/>
-      </w:pPr>
-      <w:r>
-        <w:br w:type="page"/>
-      </w:r>
-    </w:p>
-    <w:p>
-      <w:pPr>
-        <w:ind w:firstLine="709"/>
-        <w:rPr>
-          <w:b/>
-          <w:bCs/>
-        </w:rPr>
-      </w:pPr>
-      <w:r>
-        <w:rPr>
-          <w:b/>
-          <w:bCs/>
-        </w:rPr>
-        <w:lastRenderedPageBreak/>
-        <w:t>2 Назначение и цели создания системы</w:t>
-      </w:r>
-    </w:p>
-    <w:p>
-      <w:pPr>
-        <w:ind w:firstLine="709"/>
-        <w:rPr>
-          <w:b/>
-          <w:bCs/>
-        </w:rPr>
-      </w:pPr>
-      <w:r>
-        <w:rPr>
-          <w:b/>
-          <w:bCs/>
-        </w:rPr>
-        <w:t>2.1 Назначение системы</w:t>
-      </w:r>
-    </w:p>
-    <w:p>
-      <w:pPr>
-        <w:suppressAutoHyphens w:val="0"/>
-        <w:ind w:firstLine="709"/>
-        <w:rPr>
-          <w:color w:val="000000"/>
-        </w:rPr>
-      </w:pPr>
-      <w:r>
-        <w:rPr>
-          <w:color w:val="000000" w:themeColor="text1"/>
-        </w:rPr>
-        <w:t>Система предназначена для формирование файла с записями, включающими в себя информацию о библиотечных изданиях.</w:t>
-      </w:r>
-    </w:p>
-    <w:p>
-      <w:pPr>
-        <w:ind w:firstLine="709"/>
-        <w:rPr>
-          <w:b/>
-          <w:bCs/>
-        </w:rPr>
-      </w:pPr>
-      <w:r>
-        <w:rPr>
-          <w:b/>
-          <w:bCs/>
-        </w:rPr>
-        <w:t>2.2 Цели создания системы</w:t>
-      </w:r>
-    </w:p>
-    <w:p>
-      <w:pPr>
-        <w:numPr>
-          <w:ilvl w:val="0"/>
-          <w:numId w:val="7"/>
-        </w:numPr>
-        <w:suppressAutoHyphens w:val="0"/>
-        <w:rPr>
-          <w:color w:val="000000"/>
-        </w:rPr>
-      </w:pPr>
-      <w:r>
-        <w:rPr>
-          <w:color w:val="000000" w:themeColor="text1"/>
-        </w:rPr>
-        <w:t>Унификация процесса формировании библиотечных записей.</w:t>
-      </w:r>
-    </w:p>
-    <w:p>
-      <w:pPr>
-        <w:numPr>
-          <w:ilvl w:val="0"/>
-          <w:numId w:val="7"/>
-        </w:numPr>
-        <w:suppressAutoHyphens w:val="0"/>
-        <w:rPr>
-          <w:color w:val="000000"/>
-        </w:rPr>
-      </w:pPr>
-      <w:r>
-        <w:rPr>
-          <w:color w:val="000000" w:themeColor="text1"/>
-        </w:rPr>
-        <w:t>Уменьшение трудозатрат при формировании библиотечных записей.</w:t>
-      </w:r>
-    </w:p>
-    <w:p>
-      <w:r>
-        <w:br w:type="page"/>
-      </w:r>
-    </w:p>
-    <w:p>
-      <w:pPr>
-        <w:rPr>
-          <w:b/>
-          <w:bCs/>
-        </w:rPr>
-      </w:pPr>
-      <w:r>
-        <w:rPr>
-          <w:b/>
-          <w:bCs/>
-        </w:rPr>
-        <w:lastRenderedPageBreak/>
-        <w:t>3 Характеристика объектов автоматизации</w:t>
-      </w:r>
-    </w:p>
-    <w:p>
-      <w:pPr>
-        <w:suppressAutoHyphens w:val="0"/>
-        <w:rPr>
-          <w:color w:val="000000"/>
-        </w:rPr>
-      </w:pPr>
-      <w:r>
-        <w:rPr>
-          <w:color w:val="000000" w:themeColor="text1"/>
-        </w:rPr>
-        <w:t>Система библиотечных карточек для разных изданий. Каждое издание (книга, журнал, сборник, диссертация) характеризуется различным набором информации, библиотечная запись должна содержать эту информацию, оформленную по ГОСТу [</w:t>
-      </w:r>
-      <w:r>
-        <w:rPr>
-          <w:color w:val="000000" w:themeColor="text1"/>
-        </w:rPr>
-        <w:t>2</w:t>
-      </w:r>
-      <w:r>
-        <w:rPr>
-          <w:color w:val="000000" w:themeColor="text1"/>
-        </w:rPr>
-        <w:t>].</w:t>
-      </w:r>
-    </w:p>
-    <w:p>
-      <w:r>
-        <w:br w:type="page"/>
-      </w:r>
-    </w:p>
-    <w:p>
-      <w:pPr>
-        <w:rPr>
-          <w:b/>
-          <w:bCs/>
-        </w:rPr>
-      </w:pPr>
-      <w:r>
-        <w:rPr>
-          <w:b/>
-          <w:bCs/>
-        </w:rPr>
-        <w:lastRenderedPageBreak/>
-        <w:t>4 Требования к системе</w:t>
-      </w:r>
-    </w:p>
-    <w:p>
-      <w:pPr>
-        <w:ind w:firstLine="0"/>
-      </w:pPr>
-      <w:r>
-        <w:t>Таблица 4.1 – Префиксы мнемонических идентификаторов требований и их расшифровка</w:t>
-      </w:r>
-    </w:p>
-    <w:tbl>
-      <w:tblPr>
-        <w:tblStyle w:val="31"/>
-        <w:tblW w:w="9345" w:type="dxa"/>
-        <w:tblLayout w:type="fixed"/>
-        <w:tblLook w:val="04A0" w:firstRow="1" w:lastRow="0" w:firstColumn="1" w:lastColumn="0" w:noHBand="0" w:noVBand="1"/>
-      </w:tblPr>
-      <w:tblGrid>
-        <w:gridCol w:w="1412"/>
-        <w:gridCol w:w="7933"/>
-      </w:tblGrid>
-      <w:tr>
-        <w:tc>
-          <w:tcPr>
-            <w:tcW w:w="1412" w:type="dxa"/>
-          </w:tcPr>
-          <w:p>
-            <w:pPr>
-              <w:suppressAutoHyphens w:val="0"/>
-              <w:spacing w:line="240" w:lineRule="auto"/>
-              <w:ind w:firstLine="0"/>
-              <w:rPr>
-                <w:b/>
-                <w:bCs/>
-                <w:color w:val="000000"/>
-                <w:sz w:val="24"/>
-              </w:rPr>
-            </w:pPr>
-            <w:r>
-              <w:rPr>
-                <w:rFonts w:eastAsia="Calibri"/>
-                <w:b/>
-                <w:bCs/>
-                <w:color w:val="000000" w:themeColor="text1"/>
-                <w:sz w:val="24"/>
-              </w:rPr>
-              <w:t>Префикс</w:t>
-            </w:r>
-          </w:p>
-        </w:tc>
-        <w:tc>
-          <w:tcPr>
-            <w:tcW w:w="7933" w:type="dxa"/>
-          </w:tcPr>
-          <w:p>
-            <w:pPr>
-              <w:suppressAutoHyphens w:val="0"/>
-              <w:spacing w:line="240" w:lineRule="auto"/>
-              <w:ind w:firstLine="0"/>
-              <w:rPr>
-                <w:b/>
-                <w:bCs/>
-                <w:color w:val="000000"/>
-                <w:sz w:val="24"/>
-              </w:rPr>
-            </w:pPr>
-            <w:r>
-              <w:rPr>
-                <w:rFonts w:eastAsia="Calibri"/>
-                <w:b/>
-                <w:bCs/>
-                <w:color w:val="000000" w:themeColor="text1"/>
-                <w:sz w:val="24"/>
-              </w:rPr>
-              <w:t>Тип требования</w:t>
-            </w:r>
-          </w:p>
-        </w:tc>
-      </w:tr>
-      <w:tr>
-        <w:tc>
-          <w:tcPr>
-            <w:tcW w:w="1412" w:type="dxa"/>
-          </w:tcPr>
-          <w:p>
-            <w:pPr>
-              <w:suppressAutoHyphens w:val="0"/>
-              <w:spacing w:line="240" w:lineRule="auto"/>
-              <w:ind w:firstLine="0"/>
-              <w:rPr>
-                <w:color w:val="000000"/>
-                <w:sz w:val="24"/>
-                <w:lang w:val="en-US"/>
-              </w:rPr>
-            </w:pPr>
-            <w:r>
-              <w:rPr>
-                <w:rFonts w:eastAsia="Calibri"/>
-                <w:color w:val="000000" w:themeColor="text1"/>
-                <w:sz w:val="24"/>
-                <w:lang w:val="en-US"/>
-              </w:rPr>
-              <w:t>C</w:t>
-            </w:r>
-          </w:p>
-        </w:tc>
-        <w:tc>
-          <w:tcPr>
-            <w:tcW w:w="7933" w:type="dxa"/>
-          </w:tcPr>
-          <w:p>
-            <w:pPr>
-              <w:ind w:firstLine="0"/>
-              <w:rPr>
-                <w:rFonts w:eastAsia="Calibri"/>
-              </w:rPr>
-            </w:pPr>
-            <w:r>
-              <w:rPr>
-                <w:rFonts w:eastAsia="Calibri"/>
-              </w:rPr>
-              <w:t>Требование к программной или аппаратной совместимости</w:t>
-            </w:r>
-          </w:p>
-        </w:tc>
-      </w:tr>
-      <w:tr>
-        <w:tc>
-          <w:tcPr>
-            <w:tcW w:w="1412" w:type="dxa"/>
-            <w:shd w:val="clear" w:color="auto" w:fill="auto"/>
-          </w:tcPr>
-          <w:p>
-            <w:pPr>
-              <w:suppressAutoHyphens w:val="0"/>
-              <w:spacing w:line="240" w:lineRule="auto"/>
-              <w:ind w:firstLine="0"/>
-              <w:rPr>
-                <w:color w:val="000000"/>
-                <w:sz w:val="24"/>
-                <w:lang w:val="en-US"/>
-              </w:rPr>
-            </w:pPr>
-            <w:r>
-              <w:rPr>
-                <w:color w:val="000000"/>
-                <w:sz w:val="24"/>
-                <w:lang w:val="en-US"/>
-              </w:rPr>
-              <w:t>D</w:t>
-            </w:r>
-          </w:p>
-        </w:tc>
-        <w:tc>
-          <w:tcPr>
-            <w:tcW w:w="7933" w:type="dxa"/>
-          </w:tcPr>
-          <w:p>
-            <w:pPr>
-              <w:ind w:firstLine="0"/>
-              <w:rPr>
-                <w:rFonts w:eastAsia="Calibri"/>
-              </w:rPr>
-            </w:pPr>
-            <w:r>
-              <w:rPr>
-                <w:rFonts w:eastAsia="Calibri"/>
-              </w:rPr>
-              <w:t>Требование к структуре данных</w:t>
-            </w:r>
-          </w:p>
-        </w:tc>
-      </w:tr>
-      <w:tr>
-        <w:tc>
-          <w:tcPr>
-            <w:tcW w:w="1412" w:type="dxa"/>
-            <w:shd w:val="clear" w:color="auto" w:fill="auto"/>
-          </w:tcPr>
-          <w:p>
-            <w:pPr>
-              <w:suppressAutoHyphens w:val="0"/>
-              <w:spacing w:line="240" w:lineRule="auto"/>
-              <w:ind w:firstLine="0"/>
-              <w:rPr>
-                <w:color w:val="000000"/>
-                <w:sz w:val="24"/>
-                <w:lang w:val="en-US"/>
-              </w:rPr>
-            </w:pPr>
-            <w:r>
-              <w:rPr>
-                <w:color w:val="000000"/>
-                <w:sz w:val="24"/>
-                <w:lang w:val="en-US"/>
-              </w:rPr>
-              <w:t>F</w:t>
-            </w:r>
-          </w:p>
-        </w:tc>
-        <w:tc>
-          <w:tcPr>
-            <w:tcW w:w="7933" w:type="dxa"/>
-          </w:tcPr>
-          <w:p>
-            <w:pPr>
-              <w:ind w:firstLine="0"/>
-              <w:rPr>
-                <w:rFonts w:eastAsia="Calibri"/>
-              </w:rPr>
-            </w:pPr>
-            <w:r>
-              <w:rPr>
-                <w:rFonts w:eastAsia="Calibri"/>
-              </w:rPr>
-              <w:t>Функциональное требование</w:t>
-            </w:r>
-          </w:p>
-        </w:tc>
-      </w:tr>
-      <w:tr>
-        <w:tc>
-          <w:tcPr>
-            <w:tcW w:w="1412" w:type="dxa"/>
-            <w:shd w:val="clear" w:color="auto" w:fill="auto"/>
-          </w:tcPr>
-          <w:p>
-            <w:pPr>
-              <w:suppressAutoHyphens w:val="0"/>
-              <w:spacing w:line="240" w:lineRule="auto"/>
-              <w:ind w:firstLine="0"/>
-              <w:jc w:val="left"/>
-              <w:rPr>
-                <w:color w:val="000000"/>
-                <w:sz w:val="24"/>
-                <w:lang w:val="en-US"/>
-              </w:rPr>
-            </w:pPr>
-            <w:r>
-              <w:rPr>
-                <w:color w:val="000000"/>
-                <w:sz w:val="24"/>
-                <w:lang w:val="en-US"/>
-              </w:rPr>
-              <w:t>U</w:t>
-            </w:r>
-          </w:p>
-        </w:tc>
-        <w:tc>
-          <w:tcPr>
-            <w:tcW w:w="7933" w:type="dxa"/>
-          </w:tcPr>
-          <w:p>
-            <w:pPr>
-              <w:ind w:firstLine="0"/>
-              <w:rPr>
-                <w:rFonts w:eastAsia="Calibri"/>
-              </w:rPr>
-            </w:pPr>
-            <w:r>
-              <w:rPr>
-                <w:rFonts w:eastAsia="Calibri"/>
-              </w:rPr>
-              <w:t>Требование к пользовательскому интерфейсу</w:t>
-            </w:r>
-          </w:p>
-        </w:tc>
-      </w:tr>
-    </w:tbl>
-    <w:p>
-      <w:pPr>
-        <w:rPr>
-          <w:b/>
-          <w:bCs/>
-        </w:rPr>
-      </w:pPr>
-    </w:p>
-    <w:p>
-      <w:pPr>
-        <w:rPr>
-          <w:b/>
-          <w:bCs/>
-        </w:rPr>
-      </w:pPr>
-      <w:r>
-        <w:rPr>
-          <w:b/>
-          <w:bCs/>
-        </w:rPr>
-        <w:t>4.</w:t>
-      </w:r>
-      <w:r>
-        <w:rPr>
-          <w:b/>
-          <w:bCs/>
-          <w:lang w:val="en-US"/>
-        </w:rPr>
-        <w:t>1</w:t>
-      </w:r>
-      <w:r>
-        <w:rPr>
-          <w:b/>
-          <w:bCs/>
-        </w:rPr>
-        <w:t xml:space="preserve"> Требования к структуре данных</w:t>
-      </w:r>
-    </w:p>
-    <w:p>
-      <w:r>
-        <w:rPr>
-          <w:b/>
-          <w:bCs/>
-          <w:lang w:val="en-US"/>
-        </w:rPr>
-        <w:t>D</w:t>
-      </w:r>
-      <w:r>
-        <w:rPr>
-          <w:b/>
-          <w:bCs/>
-        </w:rPr>
-        <w:t xml:space="preserve">01. </w:t>
-      </w:r>
-      <w:r>
-        <w:t xml:space="preserve">Данные о параметрах элементов электрических схем должны храниться в </w:t>
-      </w:r>
-      <w:r>
-        <w:rPr>
-          <w:lang w:val="en-US"/>
-        </w:rPr>
-        <w:t>XML</w:t>
-      </w:r>
-      <w:r>
-        <w:t>–</w:t>
-      </w:r>
-      <w:r>
-        <w:t>файле с расширением *.</w:t>
-      </w:r>
-      <w:r>
-        <w:rPr>
-          <w:lang w:val="en-US"/>
-        </w:rPr>
-        <w:t>card</w:t>
-      </w:r>
-      <w:r>
-        <w:t>.</w:t>
-      </w:r>
-    </w:p>
-    <w:p>
-      <w:pPr>
-        <w:suppressAutoHyphens w:val="0"/>
-        <w:autoSpaceDE w:val="0"/>
-        <w:autoSpaceDN w:val="0"/>
-        <w:adjustRightInd w:val="0"/>
-        <w:spacing w:line="240" w:lineRule="auto"/>
-        <w:ind w:firstLine="0"/>
-        <w:jc w:val="left"/>
-      </w:pPr>
-      <w:r>
-        <w:rPr>
-          <w:b/>
-          <w:bCs/>
-          <w:lang w:val="en-US"/>
-        </w:rPr>
-        <w:t>D</w:t>
-      </w:r>
-      <w:r>
-        <w:rPr>
-          <w:b/>
-          <w:bCs/>
-        </w:rPr>
-        <w:t>01.01.</w:t>
-      </w:r>
-      <w:r>
-        <w:t xml:space="preserve"> </w:t>
-      </w:r>
-      <w:r>
-        <w:t xml:space="preserve">Формат </w:t>
-      </w:r>
-      <w:r>
-        <w:rPr>
-          <w:lang w:val="en-US"/>
-        </w:rPr>
-        <w:t>XML</w:t>
-      </w:r>
-      <w:r>
-        <w:t>–</w:t>
-      </w:r>
-      <w:r>
-        <w:t>файла должен иметь следующую структуру:</w:t>
-      </w:r>
-    </w:p>
-    <w:p>
-      <w:pPr>
-        <w:suppressAutoHyphens w:val="0"/>
-        <w:autoSpaceDE w:val="0"/>
-        <w:autoSpaceDN w:val="0"/>
-        <w:adjustRightInd w:val="0"/>
-        <w:spacing w:line="240" w:lineRule="auto"/>
-        <w:ind w:firstLine="0"/>
-        <w:jc w:val="left"/>
-      </w:pPr>
-    </w:p>
-    <w:p>
-      <w:pPr>
-        <w:suppressAutoHyphens w:val="0"/>
-        <w:autoSpaceDE w:val="0"/>
-        <w:autoSpaceDN w:val="0"/>
-        <w:adjustRightInd w:val="0"/>
-        <w:spacing w:line="240" w:lineRule="auto"/>
-        <w:ind w:firstLine="0"/>
-        <w:jc w:val="left"/>
-      </w:pPr>
-      <w:r>
         <w:rPr>
           <w:noProof/>
         </w:rPr>
         <w:drawing>
-          <wp:inline distT="0" distB="0" distL="0" distR="0" wp14:anchorId="2C3546DF" wp14:editId="40821EF2">
-            <wp:extent cx="5399736" cy="2522955"/>
-            <wp:effectExtent l="0" t="0" r="0" b="0"/>
-            <wp:docPr id="23" name="Рисунок 23"/>
+          <wp:inline distT="0" distB="0" distL="0" distR="0" wp14:anchorId="71687089" wp14:editId="5422F5E8">
+            <wp:extent cx="5940425" cy="3735070"/>
+            <wp:effectExtent l="0" t="0" r="3175" b="0"/>
+            <wp:docPr id="20" name="Рисунок 20"/>
             <wp:cNvGraphicFramePr>
               <a:graphicFrameLocks xmlns:a="http://schemas.openxmlformats.org/drawingml/2006/main" noChangeAspect="1"/>
             </wp:cNvGraphicFramePr>
@@ -16435,6 +15128,1358 @@
                   <pic:spPr>
                     <a:xfrm>
                       <a:off x="0" y="0"/>
+                      <a:ext cx="5940425" cy="3735070"/>
+                    </a:xfrm>
+                    <a:prstGeom prst="rect">
+                      <a:avLst/>
+                    </a:prstGeom>
+                  </pic:spPr>
+                </pic:pic>
+              </a:graphicData>
+            </a:graphic>
+          </wp:inline>
+        </w:drawing>
+      </w:r>
+    </w:p>
+    <w:p>
+      <w:pPr>
+        <w:ind w:firstLine="0"/>
+        <w:jc w:val="center"/>
+      </w:pPr>
+      <w:r>
+        <w:t>Рисунок 18 – Сохранение файла</w:t>
+      </w:r>
+    </w:p>
+    <w:p/>
+    <w:p>
+      <w:pPr>
+        <w:ind w:firstLine="709"/>
+        <w:rPr>
+          <w:b/>
+          <w:bCs/>
+        </w:rPr>
+      </w:pPr>
+      <w:r>
+        <w:rPr>
+          <w:b/>
+          <w:bCs/>
+        </w:rPr>
+        <w:t>1.5.5 Тестовый случай «Загрузить данные»</w:t>
+      </w:r>
+    </w:p>
+    <w:p>
+      <w:pPr>
+        <w:ind w:firstLine="709"/>
+      </w:pPr>
+      <w:r>
+        <w:t>Для загрузки данных в таблицу необходимо нажать на соответствующую кнопку «</w:t>
+      </w:r>
+      <w:r>
+        <w:t>Загрузить</w:t>
+      </w:r>
+      <w:r>
+        <w:t>».</w:t>
+      </w:r>
+    </w:p>
+    <w:p>
+      <w:pPr>
+        <w:ind w:firstLine="709"/>
+      </w:pPr>
+      <w:r>
+        <w:t>Далее откроется системный диалог загрузки файла (рисунок 19).</w:t>
+      </w:r>
+    </w:p>
+    <w:p>
+      <w:pPr>
+        <w:ind w:firstLine="0"/>
+        <w:jc w:val="center"/>
+      </w:pPr>
+      <w:r>
+        <w:rPr>
+          <w:noProof/>
+        </w:rPr>
+        <w:lastRenderedPageBreak/>
+        <w:drawing>
+          <wp:inline distT="0" distB="0" distL="0" distR="0" wp14:anchorId="02176D3C" wp14:editId="0CEC8155">
+            <wp:extent cx="5940425" cy="2282825"/>
+            <wp:effectExtent l="0" t="0" r="3175" b="3175"/>
+            <wp:docPr id="22" name="Рисунок 22"/>
+            <wp:cNvGraphicFramePr>
+              <a:graphicFrameLocks xmlns:a="http://schemas.openxmlformats.org/drawingml/2006/main" noChangeAspect="1"/>
+            </wp:cNvGraphicFramePr>
+            <a:graphic xmlns:a="http://schemas.openxmlformats.org/drawingml/2006/main">
+              <a:graphicData uri="http://schemas.openxmlformats.org/drawingml/2006/picture">
+                <pic:pic xmlns:pic="http://schemas.openxmlformats.org/drawingml/2006/picture">
+                  <pic:nvPicPr>
+                    <pic:cNvPr id="1" name=""/>
+                    <pic:cNvPicPr/>
+                  </pic:nvPicPr>
+                  <pic:blipFill>
+                    <a:blip r:embed="rId34"/>
+                    <a:stretch>
+                      <a:fillRect/>
+                    </a:stretch>
+                  </pic:blipFill>
+                  <pic:spPr>
+                    <a:xfrm>
+                      <a:off x="0" y="0"/>
+                      <a:ext cx="5940425" cy="2282825"/>
+                    </a:xfrm>
+                    <a:prstGeom prst="rect">
+                      <a:avLst/>
+                    </a:prstGeom>
+                  </pic:spPr>
+                </pic:pic>
+              </a:graphicData>
+            </a:graphic>
+          </wp:inline>
+        </w:drawing>
+      </w:r>
+    </w:p>
+    <w:p>
+      <w:pPr>
+        <w:ind w:firstLine="0"/>
+        <w:jc w:val="center"/>
+      </w:pPr>
+      <w:r>
+        <w:t>Рисунок 19 – Выбор файла для загрузки</w:t>
+      </w:r>
+    </w:p>
+    <w:p>
+      <w:pPr>
+        <w:ind w:firstLine="0"/>
+        <w:jc w:val="center"/>
+      </w:pPr>
+      <w:r>
+        <w:rPr>
+          <w:noProof/>
+        </w:rPr>
+        <w:drawing>
+          <wp:inline distT="0" distB="0" distL="0" distR="0" wp14:anchorId="4ED1A413" wp14:editId="500E086A">
+            <wp:extent cx="3833936" cy="2537738"/>
+            <wp:effectExtent l="0" t="0" r="0" b="0"/>
+            <wp:docPr id="21" name="Рисунок 21"/>
+            <wp:cNvGraphicFramePr>
+              <a:graphicFrameLocks xmlns:a="http://schemas.openxmlformats.org/drawingml/2006/main" noChangeAspect="1"/>
+            </wp:cNvGraphicFramePr>
+            <a:graphic xmlns:a="http://schemas.openxmlformats.org/drawingml/2006/main">
+              <a:graphicData uri="http://schemas.openxmlformats.org/drawingml/2006/picture">
+                <pic:pic xmlns:pic="http://schemas.openxmlformats.org/drawingml/2006/picture">
+                  <pic:nvPicPr>
+                    <pic:cNvPr id="1" name=""/>
+                    <pic:cNvPicPr/>
+                  </pic:nvPicPr>
+                  <pic:blipFill>
+                    <a:blip r:embed="rId35"/>
+                    <a:stretch>
+                      <a:fillRect/>
+                    </a:stretch>
+                  </pic:blipFill>
+                  <pic:spPr>
+                    <a:xfrm>
+                      <a:off x="0" y="0"/>
+                      <a:ext cx="3841616" cy="2542821"/>
+                    </a:xfrm>
+                    <a:prstGeom prst="rect">
+                      <a:avLst/>
+                    </a:prstGeom>
+                  </pic:spPr>
+                </pic:pic>
+              </a:graphicData>
+            </a:graphic>
+          </wp:inline>
+        </w:drawing>
+      </w:r>
+    </w:p>
+    <w:p>
+      <w:pPr>
+        <w:ind w:firstLine="0"/>
+        <w:jc w:val="center"/>
+      </w:pPr>
+      <w:r>
+        <w:t>Рисунок 20 – Результат загрузки данных</w:t>
+      </w:r>
+    </w:p>
+    <w:p>
+      <w:pPr>
+        <w:ind w:firstLine="709"/>
+      </w:pPr>
+      <w:r>
+        <w:t>В случае, если структура данных файла не соответствует установленному формату, появится соответствующее сообщение (рисунок 21).</w:t>
+      </w:r>
+    </w:p>
+    <w:p>
+      <w:pPr>
+        <w:ind w:firstLine="0"/>
+        <w:jc w:val="center"/>
+      </w:pPr>
+      <w:r>
+        <w:rPr>
+          <w:noProof/>
+          <w:lang w:eastAsia="ru-RU"/>
+        </w:rPr>
+        <w:drawing>
+          <wp:inline distT="0" distB="0" distL="0" distR="0" wp14:anchorId="24B67903" wp14:editId="1C2CEF08">
+            <wp:extent cx="3357139" cy="1288111"/>
+            <wp:effectExtent l="0" t="0" r="0" b="7620"/>
+            <wp:docPr id="53" name="Рисунок 49"/>
+            <wp:cNvGraphicFramePr>
+              <a:graphicFrameLocks xmlns:a="http://schemas.openxmlformats.org/drawingml/2006/main" noChangeAspect="1"/>
+            </wp:cNvGraphicFramePr>
+            <a:graphic xmlns:a="http://schemas.openxmlformats.org/drawingml/2006/main">
+              <a:graphicData uri="http://schemas.openxmlformats.org/drawingml/2006/picture">
+                <pic:pic xmlns:pic="http://schemas.openxmlformats.org/drawingml/2006/picture">
+                  <pic:nvPicPr>
+                    <pic:cNvPr id="26" name="Рисунок 49"/>
+                    <pic:cNvPicPr>
+                      <a:picLocks noChangeAspect="1" noChangeArrowheads="1"/>
+                    </pic:cNvPicPr>
+                  </pic:nvPicPr>
+                  <pic:blipFill>
+                    <a:blip r:embed="rId36"/>
+                    <a:stretch>
+                      <a:fillRect/>
+                    </a:stretch>
+                  </pic:blipFill>
+                  <pic:spPr bwMode="auto">
+                    <a:xfrm>
+                      <a:off x="0" y="0"/>
+                      <a:ext cx="3363396" cy="1290512"/>
+                    </a:xfrm>
+                    <a:prstGeom prst="rect">
+                      <a:avLst/>
+                    </a:prstGeom>
+                  </pic:spPr>
+                </pic:pic>
+              </a:graphicData>
+            </a:graphic>
+          </wp:inline>
+        </w:drawing>
+      </w:r>
+    </w:p>
+    <w:p>
+      <w:pPr>
+        <w:ind w:firstLine="0"/>
+        <w:jc w:val="center"/>
+      </w:pPr>
+      <w:r>
+        <w:t>Рисунок 21 – Загрузка повреждённого файла</w:t>
+      </w:r>
+      <w:bookmarkStart w:id="23" w:name="_Toc74829069"/>
+      <w:bookmarkStart w:id="24" w:name="_Toc74956678"/>
+    </w:p>
+    <w:p>
+      <w:pPr>
+        <w:ind w:firstLine="0"/>
+        <w:jc w:val="center"/>
+      </w:pPr>
+    </w:p>
+    <w:p>
+      <w:pPr>
+        <w:ind w:firstLine="0"/>
+        <w:jc w:val="center"/>
+      </w:pPr>
+    </w:p>
+    <w:p>
+      <w:pPr>
+        <w:ind w:firstLine="0"/>
+        <w:jc w:val="center"/>
+      </w:pPr>
+    </w:p>
+    <w:p>
+      <w:pPr>
+        <w:ind w:firstLine="0"/>
+      </w:pPr>
+    </w:p>
+    <w:p>
+      <w:pPr>
+        <w:ind w:firstLine="0"/>
+        <w:jc w:val="center"/>
+        <w:outlineLvl w:val="0"/>
+        <w:rPr>
+          <w:b/>
+          <w:bCs/>
+        </w:rPr>
+      </w:pPr>
+      <w:bookmarkStart w:id="25" w:name="_Toc183524061"/>
+      <w:r>
+        <w:rPr>
+          <w:b/>
+          <w:bCs/>
+        </w:rPr>
+        <w:t>СПИСОК ИСПОЛЬЗОВАННЫХ ИСТОЧНИКОВ</w:t>
+      </w:r>
+      <w:bookmarkEnd w:id="23"/>
+      <w:bookmarkEnd w:id="24"/>
+      <w:bookmarkEnd w:id="25"/>
+    </w:p>
+    <w:p>
+      <w:pPr>
+        <w:numPr>
+          <w:ilvl w:val="0"/>
+          <w:numId w:val="6"/>
+        </w:numPr>
+        <w:ind w:left="0" w:firstLine="709"/>
+        <w:contextualSpacing/>
+      </w:pPr>
+      <w:proofErr w:type="spellStart"/>
+      <w:r>
+        <w:t>Калентьев</w:t>
+      </w:r>
+      <w:proofErr w:type="spellEnd"/>
+      <w:r>
+        <w:t xml:space="preserve">, А. А. Новые технологии в </w:t>
+      </w:r>
+      <w:proofErr w:type="gramStart"/>
+      <w:r>
+        <w:t>программировании :</w:t>
+      </w:r>
+      <w:proofErr w:type="gramEnd"/>
+      <w:r>
+        <w:t xml:space="preserve"> учебное пособие / А. А. </w:t>
+      </w:r>
+      <w:proofErr w:type="spellStart"/>
+      <w:r>
+        <w:t>Калентьев</w:t>
+      </w:r>
+      <w:proofErr w:type="spellEnd"/>
+      <w:r>
+        <w:t xml:space="preserve">, Д. В. </w:t>
+      </w:r>
+      <w:proofErr w:type="spellStart"/>
+      <w:r>
+        <w:t>Гарайс</w:t>
+      </w:r>
+      <w:proofErr w:type="spellEnd"/>
+      <w:r>
+        <w:t xml:space="preserve">, А. Е. </w:t>
+      </w:r>
+      <w:proofErr w:type="spellStart"/>
+      <w:r>
+        <w:t>Гориянов</w:t>
+      </w:r>
+      <w:proofErr w:type="spellEnd"/>
+      <w:r>
+        <w:t xml:space="preserve">. – </w:t>
+      </w:r>
+      <w:proofErr w:type="gramStart"/>
+      <w:r>
+        <w:t>Томск :</w:t>
+      </w:r>
+      <w:proofErr w:type="gramEnd"/>
+      <w:r>
+        <w:t xml:space="preserve"> Эль Контент, 2014. – 176 с. – </w:t>
+      </w:r>
+      <w:r>
+        <w:rPr>
+          <w:lang w:val="en-US"/>
+        </w:rPr>
+        <w:t>ISBN</w:t>
+      </w:r>
+      <w:r>
+        <w:t xml:space="preserve"> 978</w:t>
+      </w:r>
+      <w:r>
+        <w:t>–</w:t>
+      </w:r>
+      <w:r>
+        <w:t>5</w:t>
+      </w:r>
+      <w:r>
+        <w:t>–</w:t>
+      </w:r>
+      <w:r>
+        <w:t>4332</w:t>
+      </w:r>
+      <w:r>
+        <w:t>–</w:t>
+      </w:r>
+      <w:r>
+        <w:t>0185</w:t>
+      </w:r>
+      <w:r>
+        <w:t>–</w:t>
+      </w:r>
+      <w:r>
+        <w:t>9.</w:t>
+      </w:r>
+    </w:p>
+    <w:p>
+      <w:pPr>
+        <w:pStyle w:val="af0"/>
+        <w:numPr>
+          <w:ilvl w:val="0"/>
+          <w:numId w:val="6"/>
+        </w:numPr>
+        <w:ind w:left="0" w:firstLine="709"/>
+      </w:pPr>
+      <w:r>
+        <w:t>Библиографическое описание. Государственный УНПК [Электронный ресурс]. – URL: http://www.ostu.ru/libraries/bibl_opisanie.php (дата обращения 18.</w:t>
+      </w:r>
+      <w:r>
+        <w:t>1</w:t>
+      </w:r>
+      <w:r>
+        <w:t>1.</w:t>
+      </w:r>
+      <w:r>
+        <w:t>2024</w:t>
+      </w:r>
+      <w:r>
+        <w:t>)</w:t>
+      </w:r>
+    </w:p>
+    <w:p>
+      <w:pPr>
+        <w:ind w:left="709" w:firstLine="0"/>
+        <w:contextualSpacing/>
+      </w:pPr>
+    </w:p>
+    <w:p>
+      <w:r>
+        <w:br w:type="page"/>
+      </w:r>
+    </w:p>
+    <w:p>
+      <w:pPr>
+        <w:ind w:firstLine="0"/>
+        <w:jc w:val="center"/>
+        <w:rPr>
+          <w:b/>
+          <w:bCs/>
+        </w:rPr>
+      </w:pPr>
+      <w:bookmarkStart w:id="26" w:name="_Toc74956679"/>
+      <w:r>
+        <w:rPr>
+          <w:b/>
+          <w:bCs/>
+        </w:rPr>
+        <w:lastRenderedPageBreak/>
+        <w:t>ПРИЛОЖЕНИЕ А</w:t>
+      </w:r>
+      <w:bookmarkEnd w:id="26"/>
+    </w:p>
+    <w:p>
+      <w:pPr>
+        <w:ind w:firstLine="0"/>
+        <w:jc w:val="center"/>
+        <w:rPr>
+          <w:b/>
+          <w:bCs/>
+        </w:rPr>
+      </w:pPr>
+      <w:r>
+        <w:rPr>
+          <w:b/>
+          <w:bCs/>
+        </w:rPr>
+        <w:t>Техническое задание на создание автоматизированной системы</w:t>
+      </w:r>
+    </w:p>
+    <w:p>
+      <w:pPr>
+        <w:ind w:firstLine="0"/>
+        <w:jc w:val="center"/>
+      </w:pPr>
+      <w:r>
+        <w:t>Программа для просмотра списка работников</w:t>
+      </w:r>
+    </w:p>
+    <w:p>
+      <w:pPr>
+        <w:spacing w:before="4200"/>
+        <w:ind w:firstLine="0"/>
+      </w:pPr>
+      <w:r>
+        <w:t>Разработчик: студент гр. О</w:t>
+      </w:r>
+      <w:r>
+        <w:t>–</w:t>
+      </w:r>
+      <w:r>
+        <w:t>5КМ</w:t>
+      </w:r>
+      <w:r>
+        <w:t>3</w:t>
+      </w:r>
+      <w:r>
+        <w:t xml:space="preserve">1 </w:t>
+      </w:r>
+      <w:r>
+        <w:t>Петрова А.А.</w:t>
+      </w:r>
+    </w:p>
+    <w:p>
+      <w:pPr>
+        <w:ind w:firstLine="0"/>
+      </w:pPr>
+      <w:r>
+        <w:t xml:space="preserve">Заказчик: Канд. техн. наук, доцент каф. КСУП ТУСУР </w:t>
+      </w:r>
+      <w:proofErr w:type="spellStart"/>
+      <w:r>
+        <w:t>Калентьев</w:t>
+      </w:r>
+      <w:proofErr w:type="spellEnd"/>
+      <w:r>
+        <w:t xml:space="preserve"> А. А.</w:t>
+      </w:r>
+    </w:p>
+    <w:p>
+      <w:pPr>
+        <w:spacing w:before="1800"/>
+        <w:ind w:firstLine="0"/>
+        <w:jc w:val="center"/>
+      </w:pPr>
+    </w:p>
+    <w:p>
+      <w:pPr>
+        <w:spacing w:before="1800"/>
+        <w:ind w:firstLine="0"/>
+        <w:jc w:val="center"/>
+      </w:pPr>
+    </w:p>
+    <w:p>
+      <w:pPr>
+        <w:spacing w:before="1800"/>
+        <w:ind w:firstLine="0"/>
+        <w:jc w:val="center"/>
+      </w:pPr>
+      <w:r>
+        <w:t>Томск 202</w:t>
+      </w:r>
+      <w:r>
+        <w:t>5</w:t>
+      </w:r>
+    </w:p>
+    <w:p>
+      <w:pPr>
+        <w:rPr>
+          <w:b/>
+          <w:bCs/>
+        </w:rPr>
+      </w:pPr>
+      <w:r>
+        <w:br w:type="page"/>
+      </w:r>
+    </w:p>
+    <w:p>
+      <w:pPr>
+        <w:ind w:firstLine="709"/>
+        <w:rPr>
+          <w:b/>
+          <w:bCs/>
+        </w:rPr>
+      </w:pPr>
+      <w:r>
+        <w:rPr>
+          <w:b/>
+          <w:bCs/>
+        </w:rPr>
+        <w:lastRenderedPageBreak/>
+        <w:t>1 Общие сведения</w:t>
+      </w:r>
+    </w:p>
+    <w:p>
+      <w:pPr>
+        <w:ind w:firstLine="709"/>
+        <w:rPr>
+          <w:b/>
+          <w:bCs/>
+        </w:rPr>
+      </w:pPr>
+      <w:r>
+        <w:rPr>
+          <w:b/>
+          <w:bCs/>
+        </w:rPr>
+        <w:t>1.1 Полное наименование системы и её условное обозначение</w:t>
+      </w:r>
+    </w:p>
+    <w:p>
+      <w:pPr>
+        <w:suppressAutoHyphens w:val="0"/>
+        <w:rPr>
+          <w:color w:val="000000" w:themeColor="text1"/>
+        </w:rPr>
+      </w:pPr>
+      <w:r>
+        <w:rPr>
+          <w:color w:val="000000" w:themeColor="text1"/>
+        </w:rPr>
+        <w:t xml:space="preserve">Полное наименование: «Программное обеспечение для </w:t>
+      </w:r>
+      <w:bookmarkStart w:id="27" w:name="_Hlk74057965"/>
+      <w:r>
+        <w:rPr>
+          <w:color w:val="000000" w:themeColor="text1"/>
+        </w:rPr>
+        <w:t>формирования записей с библиотечными карточками</w:t>
+      </w:r>
+      <w:bookmarkEnd w:id="27"/>
+      <w:r>
+        <w:rPr>
+          <w:color w:val="000000" w:themeColor="text1"/>
+        </w:rPr>
+        <w:t>».</w:t>
+      </w:r>
+    </w:p>
+    <w:p>
+      <w:pPr>
+        <w:suppressAutoHyphens w:val="0"/>
+        <w:rPr>
+          <w:color w:val="000000" w:themeColor="text1"/>
+        </w:rPr>
+      </w:pPr>
+      <w:r>
+        <w:rPr>
+          <w:color w:val="000000" w:themeColor="text1"/>
+        </w:rPr>
+        <w:t>Условное обозначение: «Система».</w:t>
+      </w:r>
+    </w:p>
+    <w:p>
+      <w:pPr>
+        <w:ind w:firstLine="709"/>
+        <w:rPr>
+          <w:b/>
+          <w:bCs/>
+        </w:rPr>
+      </w:pPr>
+      <w:r>
+        <w:rPr>
+          <w:b/>
+          <w:bCs/>
+        </w:rPr>
+        <w:t>1.2 Наименование предприятий разработчика и заказчика системы</w:t>
+      </w:r>
+    </w:p>
+    <w:p>
+      <w:pPr>
+        <w:ind w:firstLine="709"/>
+      </w:pPr>
+      <w:r>
+        <w:t xml:space="preserve">Заказчик: Канд. техн. наук, доцент каф. КСУП ТУСУР </w:t>
+      </w:r>
+      <w:proofErr w:type="spellStart"/>
+      <w:r>
+        <w:t>Калентьев</w:t>
+      </w:r>
+      <w:proofErr w:type="spellEnd"/>
+      <w:r>
+        <w:t xml:space="preserve"> А. А.</w:t>
+      </w:r>
+    </w:p>
+    <w:p>
+      <w:pPr>
+        <w:ind w:firstLine="709"/>
+      </w:pPr>
+      <w:r>
+        <w:t>Разработчик: Студент гр. О</w:t>
+      </w:r>
+      <w:r>
+        <w:t>–</w:t>
+      </w:r>
+      <w:r>
+        <w:t>5КМ</w:t>
+      </w:r>
+      <w:r>
+        <w:t>3</w:t>
+      </w:r>
+      <w:r>
+        <w:t xml:space="preserve">1 НИ ТПУ </w:t>
+      </w:r>
+      <w:r>
+        <w:t>Петрова А.А.</w:t>
+      </w:r>
+    </w:p>
+    <w:p>
+      <w:pPr>
+        <w:ind w:firstLine="709"/>
+        <w:rPr>
+          <w:b/>
+          <w:bCs/>
+        </w:rPr>
+      </w:pPr>
+      <w:r>
+        <w:rPr>
+          <w:b/>
+          <w:bCs/>
+        </w:rPr>
+        <w:t>1.3 Плановые сроки начала и окончания работы по созданию системы</w:t>
+      </w:r>
+    </w:p>
+    <w:p>
+      <w:pPr>
+        <w:ind w:firstLine="709"/>
+      </w:pPr>
+      <w:r>
+        <w:t xml:space="preserve">Начало работ: </w:t>
+      </w:r>
+      <w:r>
+        <w:t>01</w:t>
+      </w:r>
+      <w:r>
+        <w:t xml:space="preserve"> </w:t>
+      </w:r>
+      <w:r>
+        <w:t>сентября</w:t>
+      </w:r>
+      <w:r>
+        <w:t xml:space="preserve"> 202</w:t>
+      </w:r>
+      <w:r>
+        <w:t>5</w:t>
+      </w:r>
+      <w:r>
+        <w:t xml:space="preserve"> г.</w:t>
+      </w:r>
+    </w:p>
+    <w:p>
+      <w:pPr>
+        <w:ind w:firstLine="709"/>
+      </w:pPr>
+      <w:r>
+        <w:t xml:space="preserve">Окончание работ: </w:t>
+      </w:r>
+      <w:r>
+        <w:t>10</w:t>
+      </w:r>
+      <w:r>
+        <w:t xml:space="preserve"> ноября </w:t>
+      </w:r>
+      <w:r>
+        <w:t>202</w:t>
+      </w:r>
+      <w:r>
+        <w:t>5</w:t>
+      </w:r>
+      <w:r>
+        <w:t>г.</w:t>
+      </w:r>
+    </w:p>
+    <w:p>
+      <w:pPr>
+        <w:ind w:firstLine="709"/>
+      </w:pPr>
+      <w:r>
+        <w:br w:type="page"/>
+      </w:r>
+    </w:p>
+    <w:p>
+      <w:pPr>
+        <w:ind w:firstLine="709"/>
+        <w:rPr>
+          <w:b/>
+          <w:bCs/>
+        </w:rPr>
+      </w:pPr>
+      <w:r>
+        <w:rPr>
+          <w:b/>
+          <w:bCs/>
+        </w:rPr>
+        <w:lastRenderedPageBreak/>
+        <w:t>2 Назначение и цели создания системы</w:t>
+      </w:r>
+    </w:p>
+    <w:p>
+      <w:pPr>
+        <w:ind w:firstLine="709"/>
+        <w:rPr>
+          <w:b/>
+          <w:bCs/>
+        </w:rPr>
+      </w:pPr>
+      <w:r>
+        <w:rPr>
+          <w:b/>
+          <w:bCs/>
+        </w:rPr>
+        <w:t>2.1 Назначение системы</w:t>
+      </w:r>
+    </w:p>
+    <w:p>
+      <w:pPr>
+        <w:suppressAutoHyphens w:val="0"/>
+        <w:ind w:firstLine="709"/>
+        <w:rPr>
+          <w:color w:val="000000"/>
+        </w:rPr>
+      </w:pPr>
+      <w:r>
+        <w:rPr>
+          <w:color w:val="000000" w:themeColor="text1"/>
+        </w:rPr>
+        <w:t>Система предназначена для формирование файла с записями, включающими в себя информацию о библиотечных изданиях.</w:t>
+      </w:r>
+    </w:p>
+    <w:p>
+      <w:pPr>
+        <w:ind w:firstLine="709"/>
+        <w:rPr>
+          <w:b/>
+          <w:bCs/>
+        </w:rPr>
+      </w:pPr>
+      <w:r>
+        <w:rPr>
+          <w:b/>
+          <w:bCs/>
+        </w:rPr>
+        <w:t>2.2 Цели создания системы</w:t>
+      </w:r>
+    </w:p>
+    <w:p>
+      <w:pPr>
+        <w:numPr>
+          <w:ilvl w:val="0"/>
+          <w:numId w:val="7"/>
+        </w:numPr>
+        <w:suppressAutoHyphens w:val="0"/>
+        <w:rPr>
+          <w:color w:val="000000"/>
+        </w:rPr>
+      </w:pPr>
+      <w:r>
+        <w:rPr>
+          <w:color w:val="000000" w:themeColor="text1"/>
+        </w:rPr>
+        <w:t>Унификация процесса формировании библиотечных записей.</w:t>
+      </w:r>
+    </w:p>
+    <w:p>
+      <w:pPr>
+        <w:numPr>
+          <w:ilvl w:val="0"/>
+          <w:numId w:val="7"/>
+        </w:numPr>
+        <w:suppressAutoHyphens w:val="0"/>
+        <w:rPr>
+          <w:color w:val="000000"/>
+        </w:rPr>
+      </w:pPr>
+      <w:r>
+        <w:rPr>
+          <w:color w:val="000000" w:themeColor="text1"/>
+        </w:rPr>
+        <w:t>Уменьшение трудозатрат при формировании библиотечных записей.</w:t>
+      </w:r>
+    </w:p>
+    <w:p>
+      <w:r>
+        <w:br w:type="page"/>
+      </w:r>
+    </w:p>
+    <w:p>
+      <w:pPr>
+        <w:rPr>
+          <w:b/>
+          <w:bCs/>
+        </w:rPr>
+      </w:pPr>
+      <w:r>
+        <w:rPr>
+          <w:b/>
+          <w:bCs/>
+        </w:rPr>
+        <w:lastRenderedPageBreak/>
+        <w:t>3 Характеристика объектов автоматизации</w:t>
+      </w:r>
+    </w:p>
+    <w:p>
+      <w:pPr>
+        <w:suppressAutoHyphens w:val="0"/>
+        <w:rPr>
+          <w:color w:val="000000"/>
+        </w:rPr>
+      </w:pPr>
+      <w:r>
+        <w:rPr>
+          <w:color w:val="000000" w:themeColor="text1"/>
+        </w:rPr>
+        <w:t>Система библиотечных карточек для разных изданий. Каждое издание (книга, журнал, сборник, диссертация) характеризуется различным набором информации, библиотечная запись должна содержать эту информацию, оформленную по ГОСТу [</w:t>
+      </w:r>
+      <w:r>
+        <w:rPr>
+          <w:color w:val="000000" w:themeColor="text1"/>
+        </w:rPr>
+        <w:t>2</w:t>
+      </w:r>
+      <w:r>
+        <w:rPr>
+          <w:color w:val="000000" w:themeColor="text1"/>
+        </w:rPr>
+        <w:t>].</w:t>
+      </w:r>
+    </w:p>
+    <w:p>
+      <w:r>
+        <w:br w:type="page"/>
+      </w:r>
+    </w:p>
+    <w:p>
+      <w:pPr>
+        <w:rPr>
+          <w:b/>
+          <w:bCs/>
+        </w:rPr>
+      </w:pPr>
+      <w:r>
+        <w:rPr>
+          <w:b/>
+          <w:bCs/>
+        </w:rPr>
+        <w:lastRenderedPageBreak/>
+        <w:t>4 Требования к системе</w:t>
+      </w:r>
+    </w:p>
+    <w:p>
+      <w:pPr>
+        <w:ind w:firstLine="0"/>
+      </w:pPr>
+      <w:r>
+        <w:t>Таблица 4.1 – Префиксы мнемонических идентификаторов требований и их расшифровка</w:t>
+      </w:r>
+    </w:p>
+    <w:tbl>
+      <w:tblPr>
+        <w:tblStyle w:val="31"/>
+        <w:tblW w:w="9345" w:type="dxa"/>
+        <w:tblLayout w:type="fixed"/>
+        <w:tblLook w:val="04A0" w:firstRow="1" w:lastRow="0" w:firstColumn="1" w:lastColumn="0" w:noHBand="0" w:noVBand="1"/>
+      </w:tblPr>
+      <w:tblGrid>
+        <w:gridCol w:w="1412"/>
+        <w:gridCol w:w="7933"/>
+      </w:tblGrid>
+      <w:tr>
+        <w:tc>
+          <w:tcPr>
+            <w:tcW w:w="1412" w:type="dxa"/>
+          </w:tcPr>
+          <w:p>
+            <w:pPr>
+              <w:suppressAutoHyphens w:val="0"/>
+              <w:spacing w:line="240" w:lineRule="auto"/>
+              <w:ind w:firstLine="0"/>
+              <w:rPr>
+                <w:b/>
+                <w:bCs/>
+                <w:color w:val="000000"/>
+                <w:sz w:val="24"/>
+              </w:rPr>
+            </w:pPr>
+            <w:r>
+              <w:rPr>
+                <w:rFonts w:eastAsia="Calibri"/>
+                <w:b/>
+                <w:bCs/>
+                <w:color w:val="000000" w:themeColor="text1"/>
+                <w:sz w:val="24"/>
+              </w:rPr>
+              <w:t>Префикс</w:t>
+            </w:r>
+          </w:p>
+        </w:tc>
+        <w:tc>
+          <w:tcPr>
+            <w:tcW w:w="7933" w:type="dxa"/>
+          </w:tcPr>
+          <w:p>
+            <w:pPr>
+              <w:suppressAutoHyphens w:val="0"/>
+              <w:spacing w:line="240" w:lineRule="auto"/>
+              <w:ind w:firstLine="0"/>
+              <w:rPr>
+                <w:b/>
+                <w:bCs/>
+                <w:color w:val="000000"/>
+                <w:sz w:val="24"/>
+              </w:rPr>
+            </w:pPr>
+            <w:r>
+              <w:rPr>
+                <w:rFonts w:eastAsia="Calibri"/>
+                <w:b/>
+                <w:bCs/>
+                <w:color w:val="000000" w:themeColor="text1"/>
+                <w:sz w:val="24"/>
+              </w:rPr>
+              <w:t>Тип требования</w:t>
+            </w:r>
+          </w:p>
+        </w:tc>
+      </w:tr>
+      <w:tr>
+        <w:tc>
+          <w:tcPr>
+            <w:tcW w:w="1412" w:type="dxa"/>
+          </w:tcPr>
+          <w:p>
+            <w:pPr>
+              <w:suppressAutoHyphens w:val="0"/>
+              <w:spacing w:line="240" w:lineRule="auto"/>
+              <w:ind w:firstLine="0"/>
+              <w:rPr>
+                <w:color w:val="000000"/>
+                <w:sz w:val="24"/>
+                <w:lang w:val="en-US"/>
+              </w:rPr>
+            </w:pPr>
+            <w:r>
+              <w:rPr>
+                <w:rFonts w:eastAsia="Calibri"/>
+                <w:color w:val="000000" w:themeColor="text1"/>
+                <w:sz w:val="24"/>
+                <w:lang w:val="en-US"/>
+              </w:rPr>
+              <w:t>C</w:t>
+            </w:r>
+          </w:p>
+        </w:tc>
+        <w:tc>
+          <w:tcPr>
+            <w:tcW w:w="7933" w:type="dxa"/>
+          </w:tcPr>
+          <w:p>
+            <w:pPr>
+              <w:ind w:firstLine="0"/>
+              <w:rPr>
+                <w:rFonts w:eastAsia="Calibri"/>
+              </w:rPr>
+            </w:pPr>
+            <w:r>
+              <w:rPr>
+                <w:rFonts w:eastAsia="Calibri"/>
+              </w:rPr>
+              <w:t>Требование к программной или аппаратной совместимости</w:t>
+            </w:r>
+          </w:p>
+        </w:tc>
+      </w:tr>
+      <w:tr>
+        <w:tc>
+          <w:tcPr>
+            <w:tcW w:w="1412" w:type="dxa"/>
+            <w:shd w:val="clear" w:color="auto" w:fill="auto"/>
+          </w:tcPr>
+          <w:p>
+            <w:pPr>
+              <w:suppressAutoHyphens w:val="0"/>
+              <w:spacing w:line="240" w:lineRule="auto"/>
+              <w:ind w:firstLine="0"/>
+              <w:rPr>
+                <w:color w:val="000000"/>
+                <w:sz w:val="24"/>
+                <w:lang w:val="en-US"/>
+              </w:rPr>
+            </w:pPr>
+            <w:r>
+              <w:rPr>
+                <w:color w:val="000000"/>
+                <w:sz w:val="24"/>
+                <w:lang w:val="en-US"/>
+              </w:rPr>
+              <w:t>D</w:t>
+            </w:r>
+          </w:p>
+        </w:tc>
+        <w:tc>
+          <w:tcPr>
+            <w:tcW w:w="7933" w:type="dxa"/>
+          </w:tcPr>
+          <w:p>
+            <w:pPr>
+              <w:ind w:firstLine="0"/>
+              <w:rPr>
+                <w:rFonts w:eastAsia="Calibri"/>
+              </w:rPr>
+            </w:pPr>
+            <w:r>
+              <w:rPr>
+                <w:rFonts w:eastAsia="Calibri"/>
+              </w:rPr>
+              <w:t>Требование к структуре данных</w:t>
+            </w:r>
+          </w:p>
+        </w:tc>
+      </w:tr>
+      <w:tr>
+        <w:tc>
+          <w:tcPr>
+            <w:tcW w:w="1412" w:type="dxa"/>
+            <w:shd w:val="clear" w:color="auto" w:fill="auto"/>
+          </w:tcPr>
+          <w:p>
+            <w:pPr>
+              <w:suppressAutoHyphens w:val="0"/>
+              <w:spacing w:line="240" w:lineRule="auto"/>
+              <w:ind w:firstLine="0"/>
+              <w:rPr>
+                <w:color w:val="000000"/>
+                <w:sz w:val="24"/>
+                <w:lang w:val="en-US"/>
+              </w:rPr>
+            </w:pPr>
+            <w:r>
+              <w:rPr>
+                <w:color w:val="000000"/>
+                <w:sz w:val="24"/>
+                <w:lang w:val="en-US"/>
+              </w:rPr>
+              <w:t>F</w:t>
+            </w:r>
+          </w:p>
+        </w:tc>
+        <w:tc>
+          <w:tcPr>
+            <w:tcW w:w="7933" w:type="dxa"/>
+          </w:tcPr>
+          <w:p>
+            <w:pPr>
+              <w:ind w:firstLine="0"/>
+              <w:rPr>
+                <w:rFonts w:eastAsia="Calibri"/>
+              </w:rPr>
+            </w:pPr>
+            <w:r>
+              <w:rPr>
+                <w:rFonts w:eastAsia="Calibri"/>
+              </w:rPr>
+              <w:t>Функциональное требование</w:t>
+            </w:r>
+          </w:p>
+        </w:tc>
+      </w:tr>
+      <w:tr>
+        <w:tc>
+          <w:tcPr>
+            <w:tcW w:w="1412" w:type="dxa"/>
+            <w:shd w:val="clear" w:color="auto" w:fill="auto"/>
+          </w:tcPr>
+          <w:p>
+            <w:pPr>
+              <w:suppressAutoHyphens w:val="0"/>
+              <w:spacing w:line="240" w:lineRule="auto"/>
+              <w:ind w:firstLine="0"/>
+              <w:jc w:val="left"/>
+              <w:rPr>
+                <w:color w:val="000000"/>
+                <w:sz w:val="24"/>
+                <w:lang w:val="en-US"/>
+              </w:rPr>
+            </w:pPr>
+            <w:r>
+              <w:rPr>
+                <w:color w:val="000000"/>
+                <w:sz w:val="24"/>
+                <w:lang w:val="en-US"/>
+              </w:rPr>
+              <w:t>U</w:t>
+            </w:r>
+          </w:p>
+        </w:tc>
+        <w:tc>
+          <w:tcPr>
+            <w:tcW w:w="7933" w:type="dxa"/>
+          </w:tcPr>
+          <w:p>
+            <w:pPr>
+              <w:ind w:firstLine="0"/>
+              <w:rPr>
+                <w:rFonts w:eastAsia="Calibri"/>
+              </w:rPr>
+            </w:pPr>
+            <w:r>
+              <w:rPr>
+                <w:rFonts w:eastAsia="Calibri"/>
+              </w:rPr>
+              <w:t>Требование к пользовательскому интерфейсу</w:t>
+            </w:r>
+          </w:p>
+        </w:tc>
+      </w:tr>
+    </w:tbl>
+    <w:p>
+      <w:pPr>
+        <w:rPr>
+          <w:b/>
+          <w:bCs/>
+        </w:rPr>
+      </w:pPr>
+    </w:p>
+    <w:p>
+      <w:pPr>
+        <w:rPr>
+          <w:b/>
+          <w:bCs/>
+        </w:rPr>
+      </w:pPr>
+      <w:r>
+        <w:rPr>
+          <w:b/>
+          <w:bCs/>
+        </w:rPr>
+        <w:t>4.</w:t>
+      </w:r>
+      <w:r>
+        <w:rPr>
+          <w:b/>
+          <w:bCs/>
+          <w:lang w:val="en-US"/>
+        </w:rPr>
+        <w:t>1</w:t>
+      </w:r>
+      <w:r>
+        <w:rPr>
+          <w:b/>
+          <w:bCs/>
+        </w:rPr>
+        <w:t xml:space="preserve"> Требования к структуре данных</w:t>
+      </w:r>
+    </w:p>
+    <w:p>
+      <w:r>
+        <w:rPr>
+          <w:b/>
+          <w:bCs/>
+          <w:lang w:val="en-US"/>
+        </w:rPr>
+        <w:t>D</w:t>
+      </w:r>
+      <w:r>
+        <w:rPr>
+          <w:b/>
+          <w:bCs/>
+        </w:rPr>
+        <w:t xml:space="preserve">01. </w:t>
+      </w:r>
+      <w:r>
+        <w:t xml:space="preserve">Данные о параметрах элементов электрических схем должны храниться в </w:t>
+      </w:r>
+      <w:r>
+        <w:rPr>
+          <w:lang w:val="en-US"/>
+        </w:rPr>
+        <w:t>XML</w:t>
+      </w:r>
+      <w:r>
+        <w:t>–</w:t>
+      </w:r>
+      <w:r>
+        <w:t xml:space="preserve">файле с расширением </w:t>
+      </w:r>
+      <w:proofErr w:type="gramStart"/>
+      <w:r>
+        <w:t>*.</w:t>
+      </w:r>
+      <w:r>
+        <w:rPr>
+          <w:lang w:val="en-US"/>
+        </w:rPr>
+        <w:t>card</w:t>
+      </w:r>
+      <w:proofErr w:type="gramEnd"/>
+      <w:r>
+        <w:t>.</w:t>
+      </w:r>
+    </w:p>
+    <w:p>
+      <w:pPr>
+        <w:suppressAutoHyphens w:val="0"/>
+        <w:autoSpaceDE w:val="0"/>
+        <w:autoSpaceDN w:val="0"/>
+        <w:adjustRightInd w:val="0"/>
+        <w:spacing w:line="240" w:lineRule="auto"/>
+        <w:ind w:firstLine="0"/>
+        <w:jc w:val="left"/>
+      </w:pPr>
+      <w:r>
+        <w:rPr>
+          <w:b/>
+          <w:bCs/>
+          <w:lang w:val="en-US"/>
+        </w:rPr>
+        <w:t>D</w:t>
+      </w:r>
+      <w:r>
+        <w:rPr>
+          <w:b/>
+          <w:bCs/>
+        </w:rPr>
+        <w:t>01.01.</w:t>
+      </w:r>
+      <w:r>
+        <w:t xml:space="preserve"> </w:t>
+      </w:r>
+      <w:r>
+        <w:t xml:space="preserve">Формат </w:t>
+      </w:r>
+      <w:r>
+        <w:rPr>
+          <w:lang w:val="en-US"/>
+        </w:rPr>
+        <w:t>XML</w:t>
+      </w:r>
+      <w:r>
+        <w:t>–</w:t>
+      </w:r>
+      <w:r>
+        <w:t>файла должен иметь следующую структуру:</w:t>
+      </w:r>
+    </w:p>
+    <w:p>
+      <w:pPr>
+        <w:suppressAutoHyphens w:val="0"/>
+        <w:autoSpaceDE w:val="0"/>
+        <w:autoSpaceDN w:val="0"/>
+        <w:adjustRightInd w:val="0"/>
+        <w:spacing w:line="240" w:lineRule="auto"/>
+        <w:ind w:firstLine="0"/>
+        <w:jc w:val="left"/>
+      </w:pPr>
+    </w:p>
+    <w:p>
+      <w:pPr>
+        <w:suppressAutoHyphens w:val="0"/>
+        <w:autoSpaceDE w:val="0"/>
+        <w:autoSpaceDN w:val="0"/>
+        <w:adjustRightInd w:val="0"/>
+        <w:spacing w:line="240" w:lineRule="auto"/>
+        <w:ind w:firstLine="0"/>
+        <w:jc w:val="center"/>
+      </w:pPr>
+      <w:commentRangeStart w:id="28"/>
+      <w:r>
+        <w:rPr>
+          <w:noProof/>
+        </w:rPr>
+        <w:drawing>
+          <wp:inline distT="0" distB="0" distL="0" distR="0" wp14:anchorId="2C3546DF" wp14:editId="40821EF2">
+            <wp:extent cx="5399736" cy="2522955"/>
+            <wp:effectExtent l="0" t="0" r="0" b="0"/>
+            <wp:docPr id="23" name="Рисунок 23"/>
+            <wp:cNvGraphicFramePr>
+              <a:graphicFrameLocks xmlns:a="http://schemas.openxmlformats.org/drawingml/2006/main" noChangeAspect="1"/>
+            </wp:cNvGraphicFramePr>
+            <a:graphic xmlns:a="http://schemas.openxmlformats.org/drawingml/2006/main">
+              <a:graphicData uri="http://schemas.openxmlformats.org/drawingml/2006/picture">
+                <pic:pic xmlns:pic="http://schemas.openxmlformats.org/drawingml/2006/picture">
+                  <pic:nvPicPr>
+                    <pic:cNvPr id="1" name=""/>
+                    <pic:cNvPicPr/>
+                  </pic:nvPicPr>
+                  <pic:blipFill>
+                    <a:blip r:embed="rId37"/>
+                    <a:stretch>
+                      <a:fillRect/>
+                    </a:stretch>
+                  </pic:blipFill>
+                  <pic:spPr>
+                    <a:xfrm>
+                      <a:off x="0" y="0"/>
                       <a:ext cx="5410417" cy="2527945"/>
                     </a:xfrm>
                     <a:prstGeom prst="rect">
@@ -16447,6 +16492,13 @@
           </wp:inline>
         </w:drawing>
       </w:r>
+      <w:commentRangeEnd w:id="28"/>
+      <w:r>
+        <w:rPr>
+          <w:rStyle w:val="af4"/>
+        </w:rPr>
+        <w:commentReference w:id="28"/>
+      </w:r>
     </w:p>
     <w:p>
       <w:pPr>
@@ -16560,41 +16612,17 @@
         <w:t>–</w:t>
       </w:r>
       <w:r>
-        <w:t xml:space="preserve"> обязательные поля.</w:t>
-      </w:r>
-      <w:r>
-        <w:t xml:space="preserve"> </w:t>
-      </w:r>
-      <w:r>
-        <w:t>Допустимы только русские буквы и один дефис внутри слова (например, Анна</w:t>
+        <w:t xml:space="preserve"> обязательные поля. Допустимы только русские буквы и один дефис внутри слова (например, Анна</w:t>
       </w:r>
       <w:r>
         <w:t>–</w:t>
       </w:r>
       <w:r>
-        <w:t>Мария).</w:t>
-      </w:r>
-      <w:r>
-        <w:t xml:space="preserve"> </w:t>
-      </w:r>
-      <w:r>
-        <w:t>Пробелы и цифры в значениях не допускаются.</w:t>
-      </w:r>
-      <w:r>
-        <w:t xml:space="preserve"> </w:t>
-      </w:r>
-      <w:r>
-        <w:t xml:space="preserve">Первая буква </w:t>
+        <w:t xml:space="preserve">Мария). Пробелы и цифры в значениях не допускаются. Первая буква </w:t>
       </w:r>
       <w:r>
         <w:lastRenderedPageBreak/>
-        <w:t>каждой части слова должна быть заглавной.</w:t>
-      </w:r>
-      <w:r>
-        <w:t xml:space="preserve"> </w:t>
-      </w:r>
-      <w:r>
-        <w:t>Длина каждого поля не должна превышать 50 символов.</w:t>
+        <w:t>каждой части слова должна быть заглавной. Длина каждого поля не должна превышать 50 символов.</w:t>
       </w:r>
     </w:p>
     <w:p>
@@ -16613,19 +16641,7 @@
         <w:t>–</w:t>
       </w:r>
       <w:r>
-        <w:t xml:space="preserve"> обязательное поле.</w:t>
-      </w:r>
-      <w:r>
-        <w:t xml:space="preserve"> </w:t>
-      </w:r>
-      <w:r>
-        <w:t>Не допускается пустое значение.</w:t>
-      </w:r>
-      <w:r>
-        <w:t xml:space="preserve"> </w:t>
-      </w:r>
-      <w:r>
-        <w:t xml:space="preserve">Максимальная длина </w:t>
+        <w:t xml:space="preserve"> обязательное поле. Не допускается пустое значение. Максимальная длина </w:t>
       </w:r>
       <w:r>
         <w:t>–</w:t>
@@ -16650,13 +16666,7 @@
         <w:t>–</w:t>
       </w:r>
       <w:r>
-        <w:t xml:space="preserve"> обязательное поле, текстовое.</w:t>
-      </w:r>
-      <w:r>
-        <w:t xml:space="preserve"> </w:t>
-      </w:r>
-      <w:r>
-        <w:t>Должно содержать корректное наименование населённого пункта, длиной не более 100 символов.</w:t>
+        <w:t xml:space="preserve"> обязательное поле, текстовое. Должно содержать корректное наименование населённого пункта, длиной не более 100 символов.</w:t>
       </w:r>
     </w:p>
     <w:p>
@@ -16675,13 +16685,7 @@
         <w:t>–</w:t>
       </w:r>
       <w:r>
-        <w:t xml:space="preserve"> обязательное поле, текстовое.</w:t>
-      </w:r>
-      <w:r>
-        <w:t xml:space="preserve"> </w:t>
-      </w:r>
-      <w:r>
-        <w:t xml:space="preserve">Максимальная длина </w:t>
+        <w:t xml:space="preserve"> обязательное поле, текстовое. Максимальная длина </w:t>
       </w:r>
       <w:r>
         <w:t>–</w:t>
@@ -16706,13 +16710,7 @@
         <w:t>–</w:t>
       </w:r>
       <w:r>
-        <w:t xml:space="preserve"> необязательное поле, текстовое.</w:t>
-      </w:r>
-      <w:r>
-        <w:t xml:space="preserve"> </w:t>
-      </w:r>
-      <w:r>
-        <w:t>При отсутствии данных допускается оставление пустым.</w:t>
+        <w:t xml:space="preserve"> необязательное поле, текстовое. При отсутствии данных допускается оставление пустым.</w:t>
       </w:r>
     </w:p>
     <w:p>
@@ -16731,13 +16729,7 @@
         <w:t>–</w:t>
       </w:r>
       <w:r>
-        <w:t xml:space="preserve"> обязательное числовое поле.</w:t>
-      </w:r>
-      <w:r>
-        <w:t xml:space="preserve"> </w:t>
-      </w:r>
-      <w:r>
-        <w:t>Допустимый диапазон значений: от 1 до 2025 включительно.</w:t>
+        <w:t xml:space="preserve"> обязательное числовое поле. Допустимый диапазон значений: от 1 до 2025 включительно.</w:t>
       </w:r>
     </w:p>
     <w:p>
@@ -16756,13 +16748,7 @@
         <w:t>–</w:t>
       </w:r>
       <w:r>
-        <w:t xml:space="preserve"> обязательное целое число.</w:t>
-      </w:r>
-      <w:r>
-        <w:t xml:space="preserve"> </w:t>
-      </w:r>
-      <w:r>
-        <w:t>Допустимый диапазон значений: от 1 до 5000 страниц.</w:t>
+        <w:t xml:space="preserve"> обязательное целое число. Допустимый диапазон значений: от 1 до 5000 страниц.</w:t>
       </w:r>
     </w:p>
     <w:p>
@@ -16804,31 +16790,13 @@
         <w:t>–</w:t>
       </w:r>
       <w:r>
-        <w:t xml:space="preserve"> обязательные поля.</w:t>
-      </w:r>
-      <w:r>
-        <w:t xml:space="preserve"> </w:t>
-      </w:r>
-      <w:r>
-        <w:t>Допустимы только русские буквы и один дефис внутри слова.</w:t>
-      </w:r>
-      <w:r>
-        <w:t xml:space="preserve"> </w:t>
-      </w:r>
-      <w:r>
-        <w:t xml:space="preserve">Максимальная длина </w:t>
+        <w:t xml:space="preserve"> обязательные поля. Допустимы только русские буквы и один дефис внутри слова. Максимальная длина </w:t>
       </w:r>
       <w:r>
         <w:t>–</w:t>
       </w:r>
       <w:r>
-        <w:t xml:space="preserve"> 50 символов.</w:t>
-      </w:r>
-      <w:r>
-        <w:t xml:space="preserve"> </w:t>
-      </w:r>
-      <w:r>
-        <w:t>Отчество обязательно к заполнению.</w:t>
+        <w:t xml:space="preserve"> 50 символов. Отчество обязательно к заполнению.</w:t>
       </w:r>
     </w:p>
     <w:p>
@@ -16847,13 +16815,7 @@
         <w:t>–</w:t>
       </w:r>
       <w:r>
-        <w:t xml:space="preserve"> обязательное поле.</w:t>
-      </w:r>
-      <w:r>
-        <w:t xml:space="preserve"> </w:t>
-      </w:r>
-      <w:r>
-        <w:t>Текст не длиннее 200 символов.</w:t>
+        <w:t xml:space="preserve"> обязательное поле. Текст не длиннее 200 символов.</w:t>
       </w:r>
     </w:p>
     <w:p>
@@ -16872,19 +16834,7 @@
         <w:t>–</w:t>
       </w:r>
       <w:r>
-        <w:t xml:space="preserve"> обязательное текстовое поле</w:t>
-      </w:r>
-      <w:r>
-        <w:t xml:space="preserve"> </w:t>
-      </w:r>
-      <w:r>
-        <w:t>(например: кандидатская, докторская).</w:t>
-      </w:r>
-      <w:r>
-        <w:t xml:space="preserve"> </w:t>
-      </w:r>
-      <w:r>
-        <w:t xml:space="preserve">Максимальная длина </w:t>
+        <w:t xml:space="preserve"> обязательное текстовое поле (например: кандидатская, докторская). Максимальная длина </w:t>
       </w:r>
       <w:r>
         <w:t>–</w:t>
@@ -16928,19 +16878,7 @@
         <w:t>–</w:t>
       </w:r>
       <w:r>
-        <w:t xml:space="preserve"> обязательное поле.</w:t>
-      </w:r>
-      <w:r>
-        <w:t xml:space="preserve"> </w:t>
-      </w:r>
-      <w:r>
-        <w:t>Формат: две цифры, точка, две цифры, точка, две цифры</w:t>
-      </w:r>
-      <w:r>
-        <w:t xml:space="preserve"> </w:t>
-      </w:r>
-      <w:r>
-        <w:t>(например, 05.13.18).</w:t>
+        <w:t xml:space="preserve"> обязательное поле. Формат: две цифры, точка, две цифры, точка, две цифры (например, 05.13.18).</w:t>
       </w:r>
       <w:r>
         <w:t xml:space="preserve"> </w:t>
@@ -17080,19 +17018,7 @@
         <w:ind w:left="567" w:firstLine="567"/>
       </w:pPr>
       <w:r>
-        <w:t>Фамилия, Имя, Отчество автора — обязательные,</w:t>
-      </w:r>
-      <w:r>
-        <w:t xml:space="preserve"> </w:t>
-      </w:r>
-      <w:r>
-        <w:t>допускаются только русские буквы и один дефис.</w:t>
-      </w:r>
-      <w:r>
-        <w:t xml:space="preserve"> </w:t>
-      </w:r>
-      <w:r>
-        <w:t>Максимальная длина каждого поля — 50 символов.</w:t>
+        <w:t>Фамилия, Имя, Отчество автора — обязательные, допускаются только русские буквы и один дефис. Максимальная длина каждого поля — 50 символов.</w:t>
       </w:r>
     </w:p>
     <w:p>
@@ -17131,13 +17057,7 @@
         <w:ind w:left="567" w:firstLine="567"/>
       </w:pPr>
       <w:r>
-        <w:t>Номер журнала — обязательное числовое поле.</w:t>
-      </w:r>
-      <w:r>
-        <w:t xml:space="preserve"> </w:t>
-      </w:r>
-      <w:r>
-        <w:t>Целое положительное число от 1 до 9999.</w:t>
+        <w:t>Номер журнала — обязательное числовое поле. Целое положительное число от 1 до 9999.</w:t>
       </w:r>
     </w:p>
     <w:p>
@@ -17179,13 +17099,7 @@
         <w:ind w:left="567" w:firstLine="567"/>
       </w:pPr>
       <w:r>
-        <w:t>Последняя страница — обязательное целое число от 1 до 5000,</w:t>
-      </w:r>
-      <w:r>
-        <w:t xml:space="preserve"> </w:t>
-      </w:r>
-      <w:r>
-        <w:t>причём значение не может быть меньше начальной страницы.</w:t>
+        <w:t>Последняя страница — обязательное целое число от 1 до 5000, причём значение не может быть меньше начальной страницы.</w:t>
       </w:r>
     </w:p>
     <w:p>
@@ -17227,13 +17141,7 @@
         <w:ind w:left="567" w:firstLine="567"/>
       </w:pPr>
       <w:r>
-        <w:t>Фамилия, Имя, Отчество автора — обязательные поля,</w:t>
-      </w:r>
-      <w:r>
-        <w:t xml:space="preserve"> </w:t>
-      </w:r>
-      <w:r>
-        <w:t>только русские буквы и один дефис, до 50 символов.</w:t>
+        <w:t>Фамилия, Имя, Отчество автора — обязательные поля, только русские буквы и один дефис, до 50 символов.</w:t>
       </w:r>
     </w:p>
     <w:p>
@@ -17355,13 +17263,7 @@
         <w:ind w:left="567" w:firstLine="567"/>
       </w:pPr>
       <w:r>
-        <w:t>Последняя страница — обязательное целое число от 1 до 5000,</w:t>
-      </w:r>
-      <w:r>
-        <w:t xml:space="preserve"> </w:t>
-      </w:r>
-      <w:r>
-        <w:t>при этом должна быть больше или равна начальной странице.</w:t>
+        <w:t>Последняя страница — обязательное целое число от 1 до 5000, при этом должна быть больше или равна начальной странице.</w:t>
       </w:r>
     </w:p>
     <w:p>
@@ -17919,26 +17821,8 @@
         <w:t>.</w:t>
       </w:r>
     </w:p>
-    <w:p/>
-    <w:p/>
-    <w:p/>
-    <w:p/>
-    <w:p/>
-    <w:p/>
-    <w:p/>
-    <w:p/>
-    <w:p/>
-    <w:p/>
-    <w:p/>
-    <w:p/>
-    <w:p/>
-    <w:p/>
-    <w:p/>
-    <w:p/>
-    <w:p/>
-    <w:p/>
     <w:sectPr>
-      <w:footerReference w:type="default" r:id="rId34"/>
+      <w:footerReference w:type="default" r:id="rId38"/>
       <w:pgSz w:w="11906" w:h="16838"/>
       <w:pgMar w:top="1134" w:right="850" w:bottom="1134" w:left="1701" w:header="0" w:footer="0" w:gutter="0"/>
       <w:cols w:space="720"/>
@@ -17947,6 +17831,70 @@
     </w:sectPr>
   </w:body>
 </w:document>
+</file>
+
+<file path=word/comments.xml><?xml version="1.0" encoding="utf-8"?>
+<w:comments xmlns:wpc="http://schemas.microsoft.com/office/word/2010/wordprocessingCanvas" xmlns:cx="http://schemas.microsoft.com/office/drawing/2014/chartex" xmlns:cx1="http://schemas.microsoft.com/office/drawing/2015/9/8/chartex" xmlns:cx2="http://schemas.microsoft.com/office/drawing/2015/10/21/chartex" xmlns:cx3="http://schemas.microsoft.com/office/drawing/2016/5/9/chartex" xmlns:cx4="http://schemas.microsoft.com/office/drawing/2016/5/10/chartex" xmlns:cx5="http://schemas.microsoft.com/office/drawing/2016/5/11/chartex" xmlns:cx6="http://schemas.microsoft.com/office/drawing/2016/5/12/chartex" xmlns:cx7="http://schemas.microsoft.com/office/drawing/2016/5/13/chartex" xmlns:cx8="http://schemas.microsoft.com/office/drawing/2016/5/14/chartex" xmlns:mc="http://schemas.openxmlformats.org/markup-compatibility/2006" xmlns:aink="http://schemas.microsoft.com/office/drawing/2016/ink" xmlns:am3d="http://schemas.microsoft.com/office/drawing/2017/model3d" xmlns:o="urn:schemas-microsoft-com:office:office" xmlns:r="http://schemas.openxmlformats.org/officeDocument/2006/relationships" xmlns:m="http://schemas.openxmlformats.org/officeDocument/2006/math" xmlns:v="urn:schemas-microsoft-com:vml" xmlns:wp14="http://schemas.microsoft.com/office/word/2010/wordprocessingDrawing" xmlns:wp="http://schemas.openxmlformats.org/drawingml/2006/wordprocessingDrawing" xmlns:w10="urn:schemas-microsoft-com:office:word" xmlns:w="http://schemas.openxmlformats.org/wordprocessingml/2006/main" xmlns:w14="http://schemas.microsoft.com/office/word/2010/wordml" xmlns:w15="http://schemas.microsoft.com/office/word/2012/wordml" xmlns:w16cex="http://schemas.microsoft.com/office/word/2018/wordml/cex" xmlns:w16cid="http://schemas.microsoft.com/office/word/2016/wordml/cid" xmlns:w16="http://schemas.microsoft.com/office/word/2018/wordml" xmlns:w16sdtdh="http://schemas.microsoft.com/office/word/2020/wordml/sdtdatahash" xmlns:w16se="http://schemas.microsoft.com/office/word/2015/wordml/symex" xmlns:wpg="http://schemas.microsoft.com/office/word/2010/wordprocessingGroup" xmlns:wpi="http://schemas.microsoft.com/office/word/2010/wordprocessingInk" xmlns:wne="http://schemas.microsoft.com/office/word/2006/wordml" xmlns:wps="http://schemas.microsoft.com/office/word/2010/wordprocessingShape" mc:Ignorable="w14 w15 w16se w16cid w16 w16cex w16sdtdh wp14">
+  <w:comment w:id="22" w:author="Aleksey A. Kalentev" w:date="2025-10-22T11:12:00Z" w:initials="AAK">
+    <w:p>
+      <w:pPr>
+        <w:pStyle w:val="af5"/>
+        <w:rPr>
+          <w:lang w:val="en-US"/>
+        </w:rPr>
+      </w:pPr>
+      <w:r>
+        <w:rPr>
+          <w:rStyle w:val="af4"/>
+        </w:rPr>
+        <w:annotationRef/>
+      </w:r>
+      <w:r>
+        <w:rPr>
+          <w:lang w:val="en-US"/>
+        </w:rPr>
+        <w:t>?</w:t>
+      </w:r>
+    </w:p>
+  </w:comment>
+  <w:comment w:id="28" w:author="Aleksey A. Kalentev" w:date="2025-10-22T11:14:00Z" w:initials="AAK">
+    <w:p>
+      <w:pPr>
+        <w:pStyle w:val="af5"/>
+      </w:pPr>
+      <w:r>
+        <w:rPr>
+          <w:rStyle w:val="af4"/>
+        </w:rPr>
+        <w:annotationRef/>
+      </w:r>
+      <w:r>
+        <w:t>Нужны все типы.</w:t>
+      </w:r>
+    </w:p>
+  </w:comment>
+</w:comments>
+</file>
+
+<file path=word/commentsExtended.xml><?xml version="1.0" encoding="utf-8"?>
+<w15:commentsEx xmlns:wpc="http://schemas.microsoft.com/office/word/2010/wordprocessingCanvas" xmlns:cx="http://schemas.microsoft.com/office/drawing/2014/chartex" xmlns:cx1="http://schemas.microsoft.com/office/drawing/2015/9/8/chartex" xmlns:cx2="http://schemas.microsoft.com/office/drawing/2015/10/21/chartex" xmlns:cx3="http://schemas.microsoft.com/office/drawing/2016/5/9/chartex" xmlns:cx4="http://schemas.microsoft.com/office/drawing/2016/5/10/chartex" xmlns:cx5="http://schemas.microsoft.com/office/drawing/2016/5/11/chartex" xmlns:cx6="http://schemas.microsoft.com/office/drawing/2016/5/12/chartex" xmlns:cx7="http://schemas.microsoft.com/office/drawing/2016/5/13/chartex" xmlns:cx8="http://schemas.microsoft.com/office/drawing/2016/5/14/chartex" xmlns:mc="http://schemas.openxmlformats.org/markup-compatibility/2006" xmlns:aink="http://schemas.microsoft.com/office/drawing/2016/ink" xmlns:am3d="http://schemas.microsoft.com/office/drawing/2017/model3d" xmlns:o="urn:schemas-microsoft-com:office:office" xmlns:r="http://schemas.openxmlformats.org/officeDocument/2006/relationships" xmlns:m="http://schemas.openxmlformats.org/officeDocument/2006/math" xmlns:v="urn:schemas-microsoft-com:vml" xmlns:wp14="http://schemas.microsoft.com/office/word/2010/wordprocessingDrawing" xmlns:wp="http://schemas.openxmlformats.org/drawingml/2006/wordprocessingDrawing" xmlns:w10="urn:schemas-microsoft-com:office:word" xmlns:w="http://schemas.openxmlformats.org/wordprocessingml/2006/main" xmlns:w14="http://schemas.microsoft.com/office/word/2010/wordml" xmlns:w15="http://schemas.microsoft.com/office/word/2012/wordml" xmlns:w16cex="http://schemas.microsoft.com/office/word/2018/wordml/cex" xmlns:w16cid="http://schemas.microsoft.com/office/word/2016/wordml/cid" xmlns:w16="http://schemas.microsoft.com/office/word/2018/wordml" xmlns:w16sdtdh="http://schemas.microsoft.com/office/word/2020/wordml/sdtdatahash" xmlns:w16se="http://schemas.microsoft.com/office/word/2015/wordml/symex" xmlns:wpg="http://schemas.microsoft.com/office/word/2010/wordprocessingGroup" xmlns:wpi="http://schemas.microsoft.com/office/word/2010/wordprocessingInk" xmlns:wne="http://schemas.microsoft.com/office/word/2006/wordml" xmlns:wps="http://schemas.microsoft.com/office/word/2010/wordprocessingShape" mc:Ignorable="w14 w15 w16se w16cid w16 w16cex w16sdtdh wp14">
+  <w15:commentEx w15:paraId="7B55CF07" w15:done="0"/>
+  <w15:commentEx w15:paraId="6C6797A0" w15:done="0"/>
+</w15:commentsEx>
+</file>
+
+<file path=word/commentsExtensible.xml><?xml version="1.0" encoding="utf-8"?>
+<w16cex:commentsExtensible xmlns:wpc="http://schemas.microsoft.com/office/word/2010/wordprocessingCanvas" xmlns:cx="http://schemas.microsoft.com/office/drawing/2014/chartex" xmlns:cx1="http://schemas.microsoft.com/office/drawing/2015/9/8/chartex" xmlns:cx2="http://schemas.microsoft.com/office/drawing/2015/10/21/chartex" xmlns:cx3="http://schemas.microsoft.com/office/drawing/2016/5/9/chartex" xmlns:cx4="http://schemas.microsoft.com/office/drawing/2016/5/10/chartex" xmlns:cx5="http://schemas.microsoft.com/office/drawing/2016/5/11/chartex" xmlns:cx6="http://schemas.microsoft.com/office/drawing/2016/5/12/chartex" xmlns:cx7="http://schemas.microsoft.com/office/drawing/2016/5/13/chartex" xmlns:cx8="http://schemas.microsoft.com/office/drawing/2016/5/14/chartex" xmlns:mc="http://schemas.openxmlformats.org/markup-compatibility/2006" xmlns:aink="http://schemas.microsoft.com/office/drawing/2016/ink" xmlns:am3d="http://schemas.microsoft.com/office/drawing/2017/model3d" xmlns:o="urn:schemas-microsoft-com:office:office" xmlns:r="http://schemas.openxmlformats.org/officeDocument/2006/relationships" xmlns:m="http://schemas.openxmlformats.org/officeDocument/2006/math" xmlns:v="urn:schemas-microsoft-com:vml" xmlns:wp14="http://schemas.microsoft.com/office/word/2010/wordprocessingDrawing" xmlns:wp="http://schemas.openxmlformats.org/drawingml/2006/wordprocessingDrawing" xmlns:w10="urn:schemas-microsoft-com:office:word" xmlns:w="http://schemas.openxmlformats.org/wordprocessingml/2006/main" xmlns:w14="http://schemas.microsoft.com/office/word/2010/wordml" xmlns:w15="http://schemas.microsoft.com/office/word/2012/wordml" xmlns:w16cex="http://schemas.microsoft.com/office/word/2018/wordml/cex" xmlns:w16cid="http://schemas.microsoft.com/office/word/2016/wordml/cid" xmlns:w16="http://schemas.microsoft.com/office/word/2018/wordml" xmlns:w16sdtdh="http://schemas.microsoft.com/office/word/2020/wordml/sdtdatahash" xmlns:w16se="http://schemas.microsoft.com/office/word/2015/wordml/symex" xmlns:wpg="http://schemas.microsoft.com/office/word/2010/wordprocessingGroup" xmlns:wpi="http://schemas.microsoft.com/office/word/2010/wordprocessingInk" xmlns:wne="http://schemas.microsoft.com/office/word/2006/wordml" xmlns:wps="http://schemas.microsoft.com/office/word/2010/wordprocessingShape" mc:Ignorable="w14 w15 w16se w16cid w16 w16cex w16sdtdh wp14">
+  <w16cex:commentExtensible w16cex:durableId="2CA33A86" w16cex:dateUtc="2025-10-22T04:12:00Z"/>
+  <w16cex:commentExtensible w16cex:durableId="2CA33B26" w16cex:dateUtc="2025-10-22T04:14:00Z"/>
+</w16cex:commentsExtensible>
+</file>
+
+<file path=word/commentsIds.xml><?xml version="1.0" encoding="utf-8"?>
+<w16cid:commentsIds xmlns:wpc="http://schemas.microsoft.com/office/word/2010/wordprocessingCanvas" xmlns:cx="http://schemas.microsoft.com/office/drawing/2014/chartex" xmlns:cx1="http://schemas.microsoft.com/office/drawing/2015/9/8/chartex" xmlns:cx2="http://schemas.microsoft.com/office/drawing/2015/10/21/chartex" xmlns:cx3="http://schemas.microsoft.com/office/drawing/2016/5/9/chartex" xmlns:cx4="http://schemas.microsoft.com/office/drawing/2016/5/10/chartex" xmlns:cx5="http://schemas.microsoft.com/office/drawing/2016/5/11/chartex" xmlns:cx6="http://schemas.microsoft.com/office/drawing/2016/5/12/chartex" xmlns:cx7="http://schemas.microsoft.com/office/drawing/2016/5/13/chartex" xmlns:cx8="http://schemas.microsoft.com/office/drawing/2016/5/14/chartex" xmlns:mc="http://schemas.openxmlformats.org/markup-compatibility/2006" xmlns:aink="http://schemas.microsoft.com/office/drawing/2016/ink" xmlns:am3d="http://schemas.microsoft.com/office/drawing/2017/model3d" xmlns:o="urn:schemas-microsoft-com:office:office" xmlns:r="http://schemas.openxmlformats.org/officeDocument/2006/relationships" xmlns:m="http://schemas.openxmlformats.org/officeDocument/2006/math" xmlns:v="urn:schemas-microsoft-com:vml" xmlns:wp14="http://schemas.microsoft.com/office/word/2010/wordprocessingDrawing" xmlns:wp="http://schemas.openxmlformats.org/drawingml/2006/wordprocessingDrawing" xmlns:w10="urn:schemas-microsoft-com:office:word" xmlns:w="http://schemas.openxmlformats.org/wordprocessingml/2006/main" xmlns:w14="http://schemas.microsoft.com/office/word/2010/wordml" xmlns:w15="http://schemas.microsoft.com/office/word/2012/wordml" xmlns:w16cex="http://schemas.microsoft.com/office/word/2018/wordml/cex" xmlns:w16cid="http://schemas.microsoft.com/office/word/2016/wordml/cid" xmlns:w16="http://schemas.microsoft.com/office/word/2018/wordml" xmlns:w16sdtdh="http://schemas.microsoft.com/office/word/2020/wordml/sdtdatahash" xmlns:w16se="http://schemas.microsoft.com/office/word/2015/wordml/symex" xmlns:wpg="http://schemas.microsoft.com/office/word/2010/wordprocessingGroup" xmlns:wpi="http://schemas.microsoft.com/office/word/2010/wordprocessingInk" xmlns:wne="http://schemas.microsoft.com/office/word/2006/wordml" xmlns:wps="http://schemas.microsoft.com/office/word/2010/wordprocessingShape" mc:Ignorable="w14 w15 w16se w16cid w16 w16cex w16sdtdh wp14">
+  <w16cid:commentId w16cid:paraId="7B55CF07" w16cid:durableId="2CA33A86"/>
+  <w16cid:commentId w16cid:paraId="6C6797A0" w16cid:durableId="2CA33B26"/>
+</w16cid:commentsIds>
 </file>
 
 <file path=word/endnotes.xml><?xml version="1.0" encoding="utf-8"?>
@@ -19494,6 +19442,14 @@
     <w:abstractNumId w:val="4"/>
   </w:num>
 </w:numbering>
+</file>
+
+<file path=word/people.xml><?xml version="1.0" encoding="utf-8"?>
+<w15:people xmlns:wpc="http://schemas.microsoft.com/office/word/2010/wordprocessingCanvas" xmlns:cx="http://schemas.microsoft.com/office/drawing/2014/chartex" xmlns:cx1="http://schemas.microsoft.com/office/drawing/2015/9/8/chartex" xmlns:cx2="http://schemas.microsoft.com/office/drawing/2015/10/21/chartex" xmlns:cx3="http://schemas.microsoft.com/office/drawing/2016/5/9/chartex" xmlns:cx4="http://schemas.microsoft.com/office/drawing/2016/5/10/chartex" xmlns:cx5="http://schemas.microsoft.com/office/drawing/2016/5/11/chartex" xmlns:cx6="http://schemas.microsoft.com/office/drawing/2016/5/12/chartex" xmlns:cx7="http://schemas.microsoft.com/office/drawing/2016/5/13/chartex" xmlns:cx8="http://schemas.microsoft.com/office/drawing/2016/5/14/chartex" xmlns:mc="http://schemas.openxmlformats.org/markup-compatibility/2006" xmlns:aink="http://schemas.microsoft.com/office/drawing/2016/ink" xmlns:am3d="http://schemas.microsoft.com/office/drawing/2017/model3d" xmlns:o="urn:schemas-microsoft-com:office:office" xmlns:r="http://schemas.openxmlformats.org/officeDocument/2006/relationships" xmlns:m="http://schemas.openxmlformats.org/officeDocument/2006/math" xmlns:v="urn:schemas-microsoft-com:vml" xmlns:wp14="http://schemas.microsoft.com/office/word/2010/wordprocessingDrawing" xmlns:wp="http://schemas.openxmlformats.org/drawingml/2006/wordprocessingDrawing" xmlns:w10="urn:schemas-microsoft-com:office:word" xmlns:w="http://schemas.openxmlformats.org/wordprocessingml/2006/main" xmlns:w14="http://schemas.microsoft.com/office/word/2010/wordml" xmlns:w15="http://schemas.microsoft.com/office/word/2012/wordml" xmlns:w16cex="http://schemas.microsoft.com/office/word/2018/wordml/cex" xmlns:w16cid="http://schemas.microsoft.com/office/word/2016/wordml/cid" xmlns:w16="http://schemas.microsoft.com/office/word/2018/wordml" xmlns:w16sdtdh="http://schemas.microsoft.com/office/word/2020/wordml/sdtdatahash" xmlns:w16se="http://schemas.microsoft.com/office/word/2015/wordml/symex" xmlns:wpg="http://schemas.microsoft.com/office/word/2010/wordprocessingGroup" xmlns:wpi="http://schemas.microsoft.com/office/word/2010/wordprocessingInk" xmlns:wne="http://schemas.microsoft.com/office/word/2006/wordml" xmlns:wps="http://schemas.microsoft.com/office/word/2010/wordprocessingShape" mc:Ignorable="w14 w15 w16se w16cid w16 w16cex w16sdtdh wp14">
+  <w15:person w15:author="Aleksey A. Kalentev">
+    <w15:presenceInfo w15:providerId="AD" w15:userId="S-1-5-21-507921405-1993962763-1957994488-151096"/>
+  </w15:person>
+</w15:people>
 </file>
 
 <file path=word/styles.xml><?xml version="1.0" encoding="utf-8"?>
